--- a/arb/docx/47.content.docx
+++ b/arb/docx/47.content.docx
@@ -22,7 +22,7 @@
         <w:rPr>
           <w:lang w:val="ar_AE" w:bidi="ar_AE"/>
         </w:rPr>
-        <w:t>Resource: ملاحظات الدراسة - مقدمات الكتب (تينديل)</w:t>
+        <w:t>Resource: Tyndale Open Study Notes</w:t>
       </w:r>
       <w:r>
         <w:rPr>
@@ -122,7 +122,7 @@
         <w:rPr>
           <w:lang w:val="ar_AE" w:bidi="ar_AE"/>
         </w:rPr>
-        <w:t>ملاحظات الدراسة - مقدمات الكتب (تينديل)</w:t>
+        <w:t>Tyndale Open Study Notes</w:t>
       </w:r>
     </w:p>
     <w:p>

--- a/arb/docx/47.content.docx
+++ b/arb/docx/47.content.docx
@@ -22,7 +22,7 @@
         <w:rPr>
           <w:lang w:val="ar_AE" w:bidi="ar_AE"/>
         </w:rPr>
-        <w:t>Resource: Tyndale Open Study Notes</w:t>
+        <w:t>Resource: Aquifer Open Study Notes (Book Intros)</w:t>
       </w:r>
       <w:r>
         <w:rPr>
@@ -122,7 +122,7 @@
         <w:rPr>
           <w:lang w:val="ar_AE" w:bidi="ar_AE"/>
         </w:rPr>
-        <w:t>Tyndale Open Study Notes</w:t>
+        <w:t>Aquifer Open Study Notes (Book Intros)</w:t>
       </w:r>
     </w:p>
     <w:p>

--- a/arb/docx/47.content.docx
+++ b/arb/docx/47.content.docx
@@ -9,6 +9,8 @@
       </w:pPr>
       <w:r>
         <w:rPr>
+          <w:rtl/>
+          <w:cs/>
           <w:lang w:val="ar_AE" w:bidi="ar_AE"/>
         </w:rPr>
       </w:r>
@@ -20,12 +22,16 @@
       </w:pPr>
       <w:r>
         <w:rPr>
+          <w:rtl/>
+          <w:cs/>
           <w:lang w:val="ar_AE" w:bidi="ar_AE"/>
         </w:rPr>
         <w:t>Resource: Aquifer Open Study Notes (Book Intros)</w:t>
       </w:r>
       <w:r>
         <w:rPr>
+          <w:rtl/>
+          <w:cs/>
           <w:lang w:val="ar_AE" w:bidi="ar_AE"/>
         </w:rPr>
       </w:r>
@@ -36,12 +42,16 @@
       </w:pPr>
       <w:r>
         <w:rPr>
+          <w:rtl/>
+          <w:cs/>
           <w:lang w:val="ar_AE" w:bidi="ar_AE"/>
         </w:rPr>
       </w:r>
       <w:r>
         <w:rPr>
           <w:b/>
+          <w:rtl/>
+          <w:cs/>
           <w:lang w:val="ar_AE" w:bidi="ar_AE"/>
         </w:rPr>
         <w:t>Aquifer Open Study Notes (Book Intros)</w:t>
@@ -53,35 +63,47 @@
       </w:pPr>
       <w:r>
         <w:rPr>
-          <w:lang w:val="ar_AE" w:bidi="ar_AE"/>
-        </w:rPr>
-      </w:r>
-      <w:r>
-        <w:rPr>
+          <w:rtl/>
+          <w:cs/>
+          <w:lang w:val="ar_AE" w:bidi="ar_AE"/>
+        </w:rPr>
+      </w:r>
+      <w:r>
+        <w:rPr>
+          <w:rtl/>
+          <w:cs/>
           <w:lang w:val="ar_AE" w:bidi="ar_AE"/>
         </w:rPr>
         <w:t xml:space="preserve">This work is an adaptation of </w:t>
       </w:r>
       <w:r>
         <w:rPr>
+          <w:rtl/>
+          <w:cs/>
           <w:lang w:val="ar_AE" w:bidi="ar_AE"/>
         </w:rPr>
         <w:t>Tyndale Open Study Notes</w:t>
       </w:r>
       <w:r>
         <w:rPr>
+          <w:rtl/>
+          <w:cs/>
           <w:lang w:val="ar_AE" w:bidi="ar_AE"/>
         </w:rPr>
         <w:t xml:space="preserve"> © 2023 Tyndale House Publishers, licensed under the CC BY-SA 4.0 license. The adaptation, </w:t>
       </w:r>
       <w:r>
         <w:rPr>
+          <w:rtl/>
+          <w:cs/>
           <w:lang w:val="ar_AE" w:bidi="ar_AE"/>
         </w:rPr>
         <w:t>Aquifer Open Study Notes</w:t>
       </w:r>
       <w:r>
         <w:rPr>
+          <w:rtl/>
+          <w:cs/>
           <w:lang w:val="ar_AE" w:bidi="ar_AE"/>
         </w:rPr>
         <w:t>, was created by Mission Mutual and is also licensed under CC BY-SA 4.0.</w:t>
@@ -93,22 +115,30 @@
       </w:pPr>
       <w:r>
         <w:rPr>
-          <w:lang w:val="ar_AE" w:bidi="ar_AE"/>
-        </w:rPr>
-      </w:r>
-      <w:r>
-        <w:rPr>
+          <w:rtl/>
+          <w:cs/>
+          <w:lang w:val="ar_AE" w:bidi="ar_AE"/>
+        </w:rPr>
+      </w:r>
+      <w:r>
+        <w:rPr>
+          <w:rtl/>
+          <w:cs/>
           <w:lang w:val="ar_AE" w:bidi="ar_AE"/>
         </w:rPr>
         <w:t>This resource has been adapted into multiple languages, including English, Tok Pisin, Arabic (عربي), French (Français), Hindi (हिंदी), Indonesian (Bahasa Indonesia), Portuguese (Português), Russian (Русский), Spanish (Español), Swahili (Kiswahili), and Simplified Chinese (简体中文).</w:t>
       </w:r>
       <w:r>
         <w:rPr>
-          <w:lang w:val="ar_AE" w:bidi="ar_AE"/>
-        </w:rPr>
-      </w:r>
-      <w:r>
-        <w:rPr>
+          <w:rtl/>
+          <w:cs/>
+          <w:lang w:val="ar_AE" w:bidi="ar_AE"/>
+        </w:rPr>
+      </w:r>
+      <w:r>
+        <w:rPr>
+          <w:rtl/>
+          <w:cs/>
           <w:lang w:val="ar_AE" w:bidi="ar_AE"/>
         </w:rPr>
       </w:r>
@@ -120,6 +150,8 @@
       </w:pPr>
       <w:r>
         <w:rPr>
+          <w:rtl/>
+          <w:cs/>
           <w:lang w:val="ar_AE" w:bidi="ar_AE"/>
         </w:rPr>
         <w:t>Aquifer Open Study Notes (Book Intros)</w:t>
@@ -149,6 +181,8 @@
       </w:pPr>
       <w:r>
         <w:rPr>
+          <w:rtl/>
+          <w:cs/>
           <w:lang w:val="ar_AE" w:bidi="ar_AE"/>
         </w:rPr>
       </w:r>
@@ -160,12 +194,16 @@
       </w:pPr>
       <w:r>
         <w:rPr>
+          <w:rtl/>
+          <w:cs/>
           <w:lang w:val="ar_AE" w:bidi="ar_AE"/>
         </w:rPr>
         <w:t>2CO</w:t>
       </w:r>
       <w:r>
         <w:rPr>
+          <w:rtl/>
+          <w:cs/>
           <w:lang w:val="ar_AE" w:bidi="ar_AE"/>
         </w:rPr>
       </w:r>
@@ -176,22 +214,30 @@
       </w:pPr>
       <w:r>
         <w:rPr>
-          <w:lang w:val="ar_AE" w:bidi="ar_AE"/>
-        </w:rPr>
-      </w:r>
-      <w:r>
-        <w:rPr>
+          <w:rtl/>
+          <w:cs/>
+          <w:lang w:val="ar_AE" w:bidi="ar_AE"/>
+        </w:rPr>
+      </w:r>
+      <w:r>
+        <w:rPr>
+          <w:rtl/>
+          <w:cs/>
           <w:lang w:val="ar_AE" w:bidi="ar_AE"/>
         </w:rPr>
         <w:t xml:space="preserve"> </w:t>
       </w:r>
       <w:r>
         <w:rPr>
-          <w:lang w:val="ar_AE" w:bidi="ar_AE"/>
-        </w:rPr>
-      </w:r>
-      <w:r>
-        <w:rPr>
+          <w:rtl/>
+          <w:cs/>
+          <w:lang w:val="ar_AE" w:bidi="ar_AE"/>
+        </w:rPr>
+      </w:r>
+      <w:r>
+        <w:rPr>
+          <w:rtl/>
+          <w:cs/>
           <w:lang w:val="ar_AE" w:bidi="ar_AE"/>
         </w:rPr>
       </w:r>
@@ -217,6 +263,8 @@
       </w:pPr>
       <w:r>
         <w:rPr>
+          <w:rtl/>
+          <w:cs/>
           <w:lang w:val="ar_AE" w:bidi="ar_AE"/>
         </w:rPr>
       </w:r>
@@ -228,12 +276,16 @@
       </w:pPr>
       <w:r>
         <w:rPr>
+          <w:rtl/>
+          <w:cs/>
           <w:lang w:val="ar_AE" w:bidi="ar_AE"/>
         </w:rPr>
         <w:t>2 كُورِنْثُوس</w:t>
       </w:r>
       <w:r>
         <w:rPr>
+          <w:rtl/>
+          <w:cs/>
           <w:lang w:val="ar_AE" w:bidi="ar_AE"/>
         </w:rPr>
       </w:r>
@@ -244,17 +296,23 @@
       </w:pPr>
       <w:r>
         <w:rPr>
-          <w:lang w:val="ar_AE" w:bidi="ar_AE"/>
-        </w:rPr>
-      </w:r>
-      <w:r>
-        <w:rPr>
+          <w:rtl/>
+          <w:cs/>
+          <w:lang w:val="ar_AE" w:bidi="ar_AE"/>
+        </w:rPr>
+      </w:r>
+      <w:r>
+        <w:rPr>
+          <w:rtl/>
+          <w:cs/>
           <w:lang w:val="ar_AE" w:bidi="ar_AE"/>
         </w:rPr>
         <w:t>تُظْهِرُ الرِّسَالَةُ الثَّانِيَةُ إِلَي أَهْلِ كُورِنْثُوس الرَّسُول بُولُس كراعٍ. بكلِّ شَغَفٍ يتوقُ الرَّسُول لربحِ مؤمني كُورِنْثُوس بالرجوعِ إليه، مقتنعًا أن رِسَالَةَ الإنجيل هي في الأساس رِسَالَةُ المصالحةِ. وَاجَهَ الرَّسُول انتقاداتٍ واتهاماتٍ من رفقائِهِ المسيحيين الذين ارتابوا في قيادَتِهِ الرَّسُوليَّةِ. وفي اضطرارِهِ للدِّفَاعِ عن نفسِهِ، فَتَحَ الرَّسُول قلْبَهُ لهذه الرَّعِيَّةِ بدَرَجَةٍ لا توجَدُ في أيَّة رِسَالَةٍ أخرى من رَسَائِلِه. لقد تَعَرَّضَ الرَّسُول لمخاطِر كثيرةٍ، منها تهديداتُ بإنهاءِ حياتِهِ، إلا أن اتهامَهُ زورًا من مسيحيين، كان قد رَبِحَهُم للمسيحِ من قَبْلٍ، كان من أصْعَبِ المِحَنِ التي مَرَّ بها. إن نموذجَ الرَّسُول بُولُس، الذي يُظْهِرُ كيفَ يُحِبُّ المسيحُ كَنِيسَتَهُ، هو مَصْدَرُ تشجِيعٍ ورجاءٍ للقادَةِ المسيحيين ولرعويَّات كنائِسِهم</w:t>
       </w:r>
       <w:r>
         <w:rPr>
+          <w:rtl/>
+          <w:cs/>
           <w:lang w:val="ar_AE" w:bidi="ar_AE"/>
         </w:rPr>
         <w:t>.</w:t>
@@ -268,6 +326,8 @@
       <w:r>
         <w:rPr>
           <w:b/>
+          <w:rtl/>
+          <w:cs/>
           <w:lang w:val="ar_AE" w:bidi="ar_AE"/>
         </w:rPr>
         <w:t xml:space="preserve">سِياقُ الرِّسَالَةِ </w:t>
@@ -279,17 +339,23 @@
       </w:pPr>
       <w:r>
         <w:rPr>
-          <w:lang w:val="ar_AE" w:bidi="ar_AE"/>
-        </w:rPr>
-      </w:r>
-      <w:r>
-        <w:rPr>
+          <w:rtl/>
+          <w:cs/>
+          <w:lang w:val="ar_AE" w:bidi="ar_AE"/>
+        </w:rPr>
+      </w:r>
+      <w:r>
+        <w:rPr>
+          <w:rtl/>
+          <w:cs/>
           <w:lang w:val="ar_AE" w:bidi="ar_AE"/>
         </w:rPr>
         <w:t>المَرَّةُ الأُولَى التي جَاءَ فيها الرَّسُول بُولُس إلى مَدِينَةِ كُورِنْثُوس كانَتْ في رحلَتِهِ التَّبْشِيرِيَّةِ الثَّانِيَةِ (انْظُرْ</w:t>
       </w:r>
       <w:r>
         <w:rPr>
+          <w:rtl/>
+          <w:cs/>
           <w:lang w:val="ar_AE" w:bidi="ar_AE"/>
         </w:rPr>
         <w:t xml:space="preserve"> </w:t>
@@ -297,6 +363,8 @@
       <w:hyperlink r:id="rId13">
         <w:r>
           <w:rPr>
+            <w:rtl/>
+            <w:cs/>
             <w:lang w:val="ar_AE" w:bidi="ar_AE"/>
           </w:rPr>
           <w:rPr>
@@ -308,54 +376,72 @@
       </w:hyperlink>
       <w:r>
         <w:rPr>
+          <w:rtl/>
+          <w:cs/>
           <w:lang w:val="ar_AE" w:bidi="ar_AE"/>
         </w:rPr>
         <w:t xml:space="preserve">). </w:t>
       </w:r>
       <w:r>
         <w:rPr>
+          <w:rtl/>
+          <w:cs/>
           <w:lang w:val="ar_AE" w:bidi="ar_AE"/>
         </w:rPr>
         <w:t xml:space="preserve">كانَتْ المَدِينَةُ قَدِيمَةً حَتَّى في زَمَنِ الرَّسُول. تطوَّرَتْ المَدِينَةُ لتصبِحَ مَرْكَزًا </w:t>
       </w:r>
       <w:r>
         <w:rPr>
+          <w:rtl/>
+          <w:cs/>
           <w:lang w:val="ar_AE" w:bidi="ar_AE"/>
         </w:rPr>
         <w:t xml:space="preserve">قويًّا </w:t>
       </w:r>
       <w:r>
         <w:rPr>
+          <w:rtl/>
+          <w:cs/>
           <w:lang w:val="ar_AE" w:bidi="ar_AE"/>
         </w:rPr>
         <w:t xml:space="preserve">اقتصادِيًّا وحَضَرِيًّا، فقد اكتظَّتْ المدينَةُ بالسُّكانِ منذ القرن الخَامِس قبل الميلاد. وفي ظلِّ الاحتلالِ الرُّومَانِي وتأثيرِهِ بعد أن أَعَادَ يُولِيوس قَيْصَر تأسِيسَها سنة 44 ق.م، أَمْسَتْ مدينَةُ </w:t>
       </w:r>
       <w:r>
         <w:rPr>
+          <w:rtl/>
+          <w:cs/>
           <w:lang w:val="ar_AE" w:bidi="ar_AE"/>
         </w:rPr>
         <w:t xml:space="preserve">كُورِنْثُوس </w:t>
       </w:r>
       <w:r>
         <w:rPr>
+          <w:rtl/>
+          <w:cs/>
           <w:lang w:val="ar_AE" w:bidi="ar_AE"/>
         </w:rPr>
         <w:t xml:space="preserve">ذاتَ مَبَانٍ رائِعَةٍ، ومحلاتٍ تجارِيَّةٍ، ومسارحٍ، ومنازِلٍ. ولأنَّ تجارتَها جَلَبَتْ لها الكثيرَ من الثَّراءِ، ازْدَهَرَتْ المَدِينَةُ. صَنَعَ حِرَفِيُّو </w:t>
       </w:r>
       <w:r>
         <w:rPr>
+          <w:rtl/>
+          <w:cs/>
           <w:lang w:val="ar_AE" w:bidi="ar_AE"/>
         </w:rPr>
         <w:t xml:space="preserve">المَدِينَةِ </w:t>
       </w:r>
       <w:r>
         <w:rPr>
+          <w:rtl/>
+          <w:cs/>
           <w:lang w:val="ar_AE" w:bidi="ar_AE"/>
         </w:rPr>
         <w:t>مصنوعاتٍ برونزيَّةٍ وفُخَّارِيَّة، وخاصةً مصابِيح الفُخَّار التي كانَتْ معروفة في كلِّ أنحاءِ العالَمِ القَدِيمِ (انْظُرْ</w:t>
       </w:r>
       <w:r>
         <w:rPr>
+          <w:rtl/>
+          <w:cs/>
           <w:lang w:val="ar_AE" w:bidi="ar_AE"/>
         </w:rPr>
         <w:t xml:space="preserve"> </w:t>
@@ -363,6 +449,8 @@
       <w:hyperlink r:id="rId14">
         <w:r>
           <w:rPr>
+            <w:rtl/>
+            <w:cs/>
             <w:lang w:val="ar_AE" w:bidi="ar_AE"/>
           </w:rPr>
           <w:rPr>
@@ -374,18 +462,24 @@
       </w:hyperlink>
       <w:r>
         <w:rPr>
+          <w:rtl/>
+          <w:cs/>
           <w:lang w:val="ar_AE" w:bidi="ar_AE"/>
         </w:rPr>
         <w:t xml:space="preserve">). </w:t>
       </w:r>
       <w:r>
         <w:rPr>
+          <w:rtl/>
+          <w:cs/>
           <w:lang w:val="ar_AE" w:bidi="ar_AE"/>
         </w:rPr>
         <w:t>كانَتْ الزِّرَاعَةُ أيضًا مِفْتاحًا لازْدِهَارِ كُورِنْثُوس (انْظُرْ</w:t>
       </w:r>
       <w:r>
         <w:rPr>
+          <w:rtl/>
+          <w:cs/>
           <w:lang w:val="ar_AE" w:bidi="ar_AE"/>
         </w:rPr>
         <w:t xml:space="preserve"> </w:t>
@@ -393,6 +487,8 @@
       <w:hyperlink r:id="rId15">
         <w:r>
           <w:rPr>
+            <w:rtl/>
+            <w:cs/>
             <w:lang w:val="ar_AE" w:bidi="ar_AE"/>
           </w:rPr>
           <w:rPr>
@@ -404,6 +500,8 @@
       </w:hyperlink>
       <w:r>
         <w:rPr>
+          <w:rtl/>
+          <w:cs/>
           <w:lang w:val="ar_AE" w:bidi="ar_AE"/>
         </w:rPr>
         <w:t xml:space="preserve">؛ </w:t>
@@ -411,6 +509,8 @@
       <w:hyperlink r:id="rId16">
         <w:r>
           <w:rPr>
+            <w:rtl/>
+            <w:cs/>
             <w:lang w:val="ar_AE" w:bidi="ar_AE"/>
           </w:rPr>
           <w:rPr>
@@ -422,6 +522,8 @@
       </w:hyperlink>
       <w:r>
         <w:rPr>
+          <w:rtl/>
+          <w:cs/>
           <w:lang w:val="ar_AE" w:bidi="ar_AE"/>
         </w:rPr>
         <w:t xml:space="preserve">؛ </w:t>
@@ -429,6 +531,8 @@
       <w:hyperlink r:id="rId17">
         <w:r>
           <w:rPr>
+            <w:rtl/>
+            <w:cs/>
             <w:lang w:val="ar_AE" w:bidi="ar_AE"/>
           </w:rPr>
           <w:rPr>
@@ -440,6 +544,8 @@
       </w:hyperlink>
       <w:r>
         <w:rPr>
+          <w:rtl/>
+          <w:cs/>
           <w:lang w:val="ar_AE" w:bidi="ar_AE"/>
         </w:rPr>
         <w:t xml:space="preserve">، </w:t>
@@ -447,6 +553,8 @@
       <w:hyperlink r:id="rId18">
         <w:r>
           <w:rPr>
+            <w:rtl/>
+            <w:cs/>
             <w:lang w:val="ar_AE" w:bidi="ar_AE"/>
           </w:rPr>
           <w:rPr>
@@ -458,18 +566,24 @@
       </w:hyperlink>
       <w:r>
         <w:rPr>
+          <w:rtl/>
+          <w:cs/>
           <w:lang w:val="ar_AE" w:bidi="ar_AE"/>
         </w:rPr>
         <w:t xml:space="preserve">). </w:t>
       </w:r>
       <w:r>
         <w:rPr>
+          <w:rtl/>
+          <w:cs/>
           <w:lang w:val="ar_AE" w:bidi="ar_AE"/>
         </w:rPr>
         <w:t>بِدْءًا من سنة 27 ق.م، صارَتْ أَخَائِيَّةُ (جنوب اليُونَان) تحتَ سَيْطَرَةِ مجلس الشُّيوخِ الرُّومَانِي بسبب الأهَمِّيَّةِ الاقتصادِيَّةِ والجغرافِيَّةِ لكُورِنْثُوس</w:t>
       </w:r>
       <w:r>
         <w:rPr>
+          <w:rtl/>
+          <w:cs/>
           <w:lang w:val="ar_AE" w:bidi="ar_AE"/>
         </w:rPr>
         <w:t>.</w:t>
@@ -481,17 +595,23 @@
       </w:pPr>
       <w:r>
         <w:rPr>
-          <w:lang w:val="ar_AE" w:bidi="ar_AE"/>
-        </w:rPr>
-      </w:r>
-      <w:r>
-        <w:rPr>
+          <w:rtl/>
+          <w:cs/>
+          <w:lang w:val="ar_AE" w:bidi="ar_AE"/>
+        </w:rPr>
+      </w:r>
+      <w:r>
+        <w:rPr>
+          <w:rtl/>
+          <w:cs/>
           <w:lang w:val="ar_AE" w:bidi="ar_AE"/>
         </w:rPr>
         <w:t>الحَيَاةُ الدِّينِيَّةُ في كُورِنْثُوس مَشهودٌ لها جيِّدًا في الكِتابَاتِ المعاصِرَةِ وقتذاك. كانَتْ "أَفْرُودِيت"، الإلِهَةُ اليونانِيَّةُ، شائِعَةَ الصِّيتِ بوصفِها إِلَهَةَ الحُبِّ، والجَمَالِ، والشَّهْوَةِ، وقد عَرَفَها الرُّومان بالاسْمِ "ڤينوس". يتحدَّثُ سترابو عن هيكلِها الضَّخْمِ على تَلَّةٍ أعلى المَدِينَةِ كمركَزٍ للدَّعَارَةِ، فقد كان المنَاخُ الأخلاقيُّ في كُورِنْثُوس معروفًا بانْحِطَاطِهِ. لكن يتوخَّى الباحثون الحَذَرِ بشأن هذا الرأي، لأنَّ التَّنَافُسَ السِّياسِيَّ، بين كُورِنْثُوس وأَثِينَا القريبة منها، هو على الأرجح ما حَفَّزَ ظُهورِ تصريحاتِ سترابو بهدفِ تَشْويه سُمْعَةِ كُورِنْثُوس. ومع ذلك، نَعْلَمُ أن الرَّسُول بُولُس قد كَتَبَ</w:t>
       </w:r>
       <w:r>
         <w:rPr>
+          <w:rtl/>
+          <w:cs/>
           <w:lang w:val="ar_AE" w:bidi="ar_AE"/>
         </w:rPr>
         <w:t xml:space="preserve"> </w:t>
@@ -499,6 +619,8 @@
       <w:hyperlink r:id="rId19">
         <w:r>
           <w:rPr>
+            <w:rtl/>
+            <w:cs/>
             <w:lang w:val="ar_AE" w:bidi="ar_AE"/>
           </w:rPr>
           <w:rPr>
@@ -510,30 +632,40 @@
       </w:hyperlink>
       <w:r>
         <w:rPr>
+          <w:rtl/>
+          <w:cs/>
           <w:lang w:val="ar_AE" w:bidi="ar_AE"/>
         </w:rPr>
         <w:t xml:space="preserve"> </w:t>
       </w:r>
       <w:r>
         <w:rPr>
+          <w:rtl/>
+          <w:cs/>
           <w:lang w:val="ar_AE" w:bidi="ar_AE"/>
         </w:rPr>
         <w:t>أثناء وُجُودِهِ في كُورِنْثُوس (انْظُرْ</w:t>
       </w:r>
       <w:r>
         <w:rPr>
+          <w:rtl/>
+          <w:cs/>
           <w:lang w:val="ar_AE" w:bidi="ar_AE"/>
         </w:rPr>
         <w:t xml:space="preserve"> </w:t>
       </w:r>
       <w:r>
         <w:rPr>
+          <w:rtl/>
+          <w:cs/>
           <w:lang w:val="ar_AE" w:bidi="ar_AE"/>
         </w:rPr>
         <w:t>مُقَدِّمَةُ الرِّسَالَةِ إِلَى رُومِيَة، "تَارِيخُ وَمَكَان وَمُناسَبَةِ الكِتَابَةِ"</w:t>
       </w:r>
       <w:r>
         <w:rPr>
+          <w:rtl/>
+          <w:cs/>
           <w:lang w:val="ar_AE" w:bidi="ar_AE"/>
         </w:rPr>
         <w:t xml:space="preserve">؛ قارن </w:t>
@@ -541,6 +673,8 @@
       <w:hyperlink r:id="rId20">
         <w:r>
           <w:rPr>
+            <w:rtl/>
+            <w:cs/>
             <w:lang w:val="ar_AE" w:bidi="ar_AE"/>
           </w:rPr>
           <w:rPr>
@@ -552,18 +686,24 @@
       </w:hyperlink>
       <w:r>
         <w:rPr>
+          <w:rtl/>
+          <w:cs/>
           <w:lang w:val="ar_AE" w:bidi="ar_AE"/>
         </w:rPr>
         <w:t xml:space="preserve">)، </w:t>
       </w:r>
       <w:r>
         <w:rPr>
+          <w:rtl/>
+          <w:cs/>
           <w:lang w:val="ar_AE" w:bidi="ar_AE"/>
         </w:rPr>
         <w:t>كما أن الرِّسَالَةَ الثَّانِيَةَ إِلَي أَهْلِ كُورِنْثُوس تَعْكِسُ على نحوٍ لا يُمْكِنُ إنكارُهُ وَعْيَ الرَّسُول بالمشاكِلِ الأخلاقِيَّةِ المدمِّرَة هناك (انْظُرْ</w:t>
       </w:r>
       <w:r>
         <w:rPr>
+          <w:rtl/>
+          <w:cs/>
           <w:lang w:val="ar_AE" w:bidi="ar_AE"/>
         </w:rPr>
         <w:t xml:space="preserve"> </w:t>
@@ -571,6 +711,8 @@
       <w:hyperlink r:id="rId21">
         <w:r>
           <w:rPr>
+            <w:rtl/>
+            <w:cs/>
             <w:lang w:val="ar_AE" w:bidi="ar_AE"/>
           </w:rPr>
           <w:rPr>
@@ -582,6 +724,8 @@
       </w:hyperlink>
       <w:r>
         <w:rPr>
+          <w:rtl/>
+          <w:cs/>
           <w:lang w:val="ar_AE" w:bidi="ar_AE"/>
         </w:rPr>
         <w:t xml:space="preserve">؛ </w:t>
@@ -589,6 +733,8 @@
       <w:hyperlink r:id="rId22">
         <w:r>
           <w:rPr>
+            <w:rtl/>
+            <w:cs/>
             <w:lang w:val="ar_AE" w:bidi="ar_AE"/>
           </w:rPr>
           <w:rPr>
@@ -600,6 +746,8 @@
       </w:hyperlink>
       <w:r>
         <w:rPr>
+          <w:rtl/>
+          <w:cs/>
           <w:lang w:val="ar_AE" w:bidi="ar_AE"/>
         </w:rPr>
         <w:t>).</w:t>
@@ -611,17 +759,23 @@
       </w:pPr>
       <w:r>
         <w:rPr>
-          <w:lang w:val="ar_AE" w:bidi="ar_AE"/>
-        </w:rPr>
-      </w:r>
-      <w:r>
-        <w:rPr>
+          <w:rtl/>
+          <w:cs/>
+          <w:lang w:val="ar_AE" w:bidi="ar_AE"/>
+        </w:rPr>
+      </w:r>
+      <w:r>
+        <w:rPr>
+          <w:rtl/>
+          <w:cs/>
           <w:lang w:val="ar_AE" w:bidi="ar_AE"/>
         </w:rPr>
         <w:t>أتى الرَّسُول بُولُس بِرِسَالَةِ المَسِيح إلى هذه المَدِينَةِ. وبِنِعْمَةِ الله، وعن طريق خدمَةِ عَبْدِهِ، تأسَّسَتْ جماعَةٌ من المؤمنين، وهكذا نَمَتْ الكَنِيسَةُ الوليدةُ. المهتدون الجُدُد على يَدِ الرَّسُول، ممن اعتبرَهم أبناءً له</w:t>
       </w:r>
       <w:r>
         <w:rPr>
+          <w:rtl/>
+          <w:cs/>
           <w:lang w:val="ar_AE" w:bidi="ar_AE"/>
         </w:rPr>
         <w:t xml:space="preserve"> (</w:t>
@@ -629,6 +783,8 @@
       <w:hyperlink r:id="rId23">
         <w:r>
           <w:rPr>
+            <w:rtl/>
+            <w:cs/>
             <w:lang w:val="ar_AE" w:bidi="ar_AE"/>
           </w:rPr>
           <w:rPr>
@@ -640,6 +796,8 @@
       </w:hyperlink>
       <w:r>
         <w:rPr>
+          <w:rtl/>
+          <w:cs/>
           <w:lang w:val="ar_AE" w:bidi="ar_AE"/>
         </w:rPr>
         <w:t xml:space="preserve">؛ </w:t>
@@ -647,6 +805,8 @@
       <w:hyperlink r:id="rId24">
         <w:r>
           <w:rPr>
+            <w:rtl/>
+            <w:cs/>
             <w:lang w:val="ar_AE" w:bidi="ar_AE"/>
           </w:rPr>
           <w:rPr>
@@ -658,6 +818,8 @@
       </w:hyperlink>
       <w:r>
         <w:rPr>
+          <w:rtl/>
+          <w:cs/>
           <w:lang w:val="ar_AE" w:bidi="ar_AE"/>
         </w:rPr>
         <w:t xml:space="preserve">؛ </w:t>
@@ -665,6 +827,8 @@
       <w:hyperlink r:id="rId25">
         <w:r>
           <w:rPr>
+            <w:rtl/>
+            <w:cs/>
             <w:lang w:val="ar_AE" w:bidi="ar_AE"/>
           </w:rPr>
           <w:rPr>
@@ -676,18 +840,24 @@
       </w:hyperlink>
       <w:r>
         <w:rPr>
+          <w:rtl/>
+          <w:cs/>
           <w:lang w:val="ar_AE" w:bidi="ar_AE"/>
         </w:rPr>
         <w:t xml:space="preserve">)، </w:t>
       </w:r>
       <w:r>
         <w:rPr>
+          <w:rtl/>
+          <w:cs/>
           <w:lang w:val="ar_AE" w:bidi="ar_AE"/>
         </w:rPr>
         <w:t>كانوا خليطًا يُمَثِّلُ شريحَةً من مُجْتَمَعٍ كوزموبوليتاني، مُتَعَدِّدٍ الأعراق. اشتهرت تلك المَدِينَةُ بافتخارها بالحِكْمَةِ والبَلاغَةِ، وثقافتها ذائِعَةِ الصِّيتِ، وتجارَتِها، وموانِيها، وحُبِّها للحياةِ. في ذُرْوَةِ القائِمَةِ الخاصَّةِ بآلامِهِ في</w:t>
       </w:r>
       <w:r>
         <w:rPr>
+          <w:rtl/>
+          <w:cs/>
           <w:lang w:val="ar_AE" w:bidi="ar_AE"/>
         </w:rPr>
         <w:t xml:space="preserve"> </w:t>
@@ -695,6 +865,8 @@
       <w:hyperlink r:id="rId26">
         <w:r>
           <w:rPr>
+            <w:rtl/>
+            <w:cs/>
             <w:lang w:val="ar_AE" w:bidi="ar_AE"/>
           </w:rPr>
           <w:rPr>
@@ -706,42 +878,56 @@
       </w:hyperlink>
       <w:r>
         <w:rPr>
+          <w:rtl/>
+          <w:cs/>
           <w:lang w:val="ar_AE" w:bidi="ar_AE"/>
         </w:rPr>
         <w:t xml:space="preserve">، </w:t>
       </w:r>
       <w:r>
         <w:rPr>
+          <w:rtl/>
+          <w:cs/>
           <w:lang w:val="ar_AE" w:bidi="ar_AE"/>
         </w:rPr>
         <w:t>يكتب الرَّسُول</w:t>
       </w:r>
       <w:r>
         <w:rPr>
+          <w:rtl/>
+          <w:cs/>
           <w:lang w:val="ar_AE" w:bidi="ar_AE"/>
         </w:rPr>
         <w:t>: "</w:t>
       </w:r>
       <w:r>
         <w:rPr>
+          <w:rtl/>
+          <w:cs/>
           <w:lang w:val="ar_AE" w:bidi="ar_AE"/>
         </w:rPr>
         <w:t>عَدَا مَا هُوَ دُونَ ذَلِكَ: التَّرَاكُمُ عَلَيَّ كُلَّ يَوْمٍ، الِاهْتِمَامُ بِجَمِيعِ الكَنَائِسِ</w:t>
       </w:r>
       <w:r>
         <w:rPr>
+          <w:rtl/>
+          <w:cs/>
           <w:lang w:val="ar_AE" w:bidi="ar_AE"/>
         </w:rPr>
         <w:t xml:space="preserve">". </w:t>
       </w:r>
       <w:r>
         <w:rPr>
+          <w:rtl/>
+          <w:cs/>
           <w:lang w:val="ar_AE" w:bidi="ar_AE"/>
         </w:rPr>
         <w:t>ما من كَنِيسَةٍ، على ما يبدو، انشغل الرَّسُول بُولُس بِعِبءِ هَمِّها قَدْر الكَنِيسَةِ التي في كُورِنْثُوس</w:t>
       </w:r>
       <w:r>
         <w:rPr>
+          <w:rtl/>
+          <w:cs/>
           <w:lang w:val="ar_AE" w:bidi="ar_AE"/>
         </w:rPr>
         <w:t>.</w:t>
@@ -754,6 +940,8 @@
       </w:pPr>
       <w:r>
         <w:rPr>
+          <w:rtl/>
+          <w:cs/>
           <w:lang w:val="ar_AE" w:bidi="ar_AE"/>
         </w:rPr>
         <w:t>مُوجَزُ الرِّسَالَةِ</w:t>
@@ -765,17 +953,23 @@
       </w:pPr>
       <w:r>
         <w:rPr>
-          <w:lang w:val="ar_AE" w:bidi="ar_AE"/>
-        </w:rPr>
-      </w:r>
-      <w:r>
-        <w:rPr>
+          <w:rtl/>
+          <w:cs/>
+          <w:lang w:val="ar_AE" w:bidi="ar_AE"/>
+        </w:rPr>
+      </w:r>
+      <w:r>
+        <w:rPr>
+          <w:rtl/>
+          <w:cs/>
           <w:lang w:val="ar_AE" w:bidi="ar_AE"/>
         </w:rPr>
         <w:t>خَرَجَتْ هذه الرِّسَالَةُ إلى الوُجُودِ بسبب تحدِّي البعض للسُّلْطانِ الرَّسُولي الذي يَنْعَمُ به الرَّسُول بُولُس، وبسبب تَسَلُّل المعلمين الكَذَبَةِ داخل الكَنِيسَةِ. لذلك، في النِّصْفِ الأَوَّلِ من الرِّسَالَةُ الثَّانِيَةُ إِلَي أَهْلِ كُورِنْثُوس، في الفصول</w:t>
       </w:r>
       <w:r>
         <w:rPr>
+          <w:rtl/>
+          <w:cs/>
           <w:lang w:val="ar_AE" w:bidi="ar_AE"/>
         </w:rPr>
         <w:t xml:space="preserve"> (</w:t>
@@ -783,6 +977,8 @@
       <w:hyperlink r:id="rId27">
         <w:r>
           <w:rPr>
+            <w:rtl/>
+            <w:cs/>
             <w:lang w:val="ar_AE" w:bidi="ar_AE"/>
           </w:rPr>
           <w:rPr>
@@ -794,18 +990,24 @@
       </w:hyperlink>
       <w:r>
         <w:rPr>
+          <w:rtl/>
+          <w:cs/>
           <w:lang w:val="ar_AE" w:bidi="ar_AE"/>
         </w:rPr>
         <w:t xml:space="preserve">)، </w:t>
       </w:r>
       <w:r>
         <w:rPr>
+          <w:rtl/>
+          <w:cs/>
           <w:lang w:val="ar_AE" w:bidi="ar_AE"/>
         </w:rPr>
         <w:t>يوضِّحُ الرَّسُول مفهومَهُ عن الخدمَةِ المسِيحِيَّةِ. الأَلَمُ من أجل المَسِيحِ جُزْءٌ ضَرُورِيٍّ من الخِدْمَةِ</w:t>
       </w:r>
       <w:r>
         <w:rPr>
+          <w:rtl/>
+          <w:cs/>
           <w:lang w:val="ar_AE" w:bidi="ar_AE"/>
         </w:rPr>
         <w:t xml:space="preserve"> (</w:t>
@@ -813,6 +1015,8 @@
       <w:hyperlink r:id="rId28">
         <w:r>
           <w:rPr>
+            <w:rtl/>
+            <w:cs/>
             <w:lang w:val="ar_AE" w:bidi="ar_AE"/>
           </w:rPr>
           <w:rPr>
@@ -824,18 +1028,24 @@
       </w:hyperlink>
       <w:r>
         <w:rPr>
+          <w:rtl/>
+          <w:cs/>
           <w:lang w:val="ar_AE" w:bidi="ar_AE"/>
         </w:rPr>
         <w:t xml:space="preserve">)، </w:t>
       </w:r>
       <w:r>
         <w:rPr>
+          <w:rtl/>
+          <w:cs/>
           <w:lang w:val="ar_AE" w:bidi="ar_AE"/>
         </w:rPr>
         <w:t>مع أنه يَصْعُبُ تَحَمُّلُهُ عندما يُسِيءُ إلينا رُفَقَاءُ الشَّرِكَةِ المسيحيون</w:t>
       </w:r>
       <w:r>
         <w:rPr>
+          <w:rtl/>
+          <w:cs/>
           <w:lang w:val="ar_AE" w:bidi="ar_AE"/>
         </w:rPr>
         <w:t xml:space="preserve"> (</w:t>
@@ -843,6 +1053,8 @@
       <w:hyperlink r:id="rId29">
         <w:r>
           <w:rPr>
+            <w:rtl/>
+            <w:cs/>
             <w:lang w:val="ar_AE" w:bidi="ar_AE"/>
           </w:rPr>
           <w:rPr>
@@ -854,18 +1066,24 @@
       </w:hyperlink>
       <w:r>
         <w:rPr>
+          <w:rtl/>
+          <w:cs/>
           <w:lang w:val="ar_AE" w:bidi="ar_AE"/>
         </w:rPr>
         <w:t xml:space="preserve">). </w:t>
       </w:r>
       <w:r>
         <w:rPr>
+          <w:rtl/>
+          <w:cs/>
           <w:lang w:val="ar_AE" w:bidi="ar_AE"/>
         </w:rPr>
         <w:t>تَهَبُ رِسَالَةُ الإنجيل حياةً بالرُّوحِ، أي خلاصًا إلهيًّا، وتحلِّ محَلَّ دِيانةُ العَهْدِ القَدِيمِ، رُغْم ما لها من استمراريَّةٍ معها</w:t>
       </w:r>
       <w:r>
         <w:rPr>
+          <w:rtl/>
+          <w:cs/>
           <w:lang w:val="ar_AE" w:bidi="ar_AE"/>
         </w:rPr>
         <w:t xml:space="preserve"> (</w:t>
@@ -873,6 +1091,8 @@
       <w:hyperlink r:id="rId30">
         <w:r>
           <w:rPr>
+            <w:rtl/>
+            <w:cs/>
             <w:lang w:val="ar_AE" w:bidi="ar_AE"/>
           </w:rPr>
           <w:rPr>
@@ -884,18 +1104,24 @@
       </w:hyperlink>
       <w:r>
         <w:rPr>
+          <w:rtl/>
+          <w:cs/>
           <w:lang w:val="ar_AE" w:bidi="ar_AE"/>
         </w:rPr>
         <w:t xml:space="preserve">). </w:t>
       </w:r>
       <w:r>
         <w:rPr>
+          <w:rtl/>
+          <w:cs/>
           <w:lang w:val="ar_AE" w:bidi="ar_AE"/>
         </w:rPr>
         <w:t>تَظْهَرُ قوَّةُ الرِّسَالَةِ في ضَعْفِ خُدَّامِ اللهِ</w:t>
       </w:r>
       <w:r>
         <w:rPr>
+          <w:rtl/>
+          <w:cs/>
           <w:lang w:val="ar_AE" w:bidi="ar_AE"/>
         </w:rPr>
         <w:t xml:space="preserve"> (</w:t>
@@ -903,6 +1129,8 @@
       <w:hyperlink r:id="rId31">
         <w:r>
           <w:rPr>
+            <w:rtl/>
+            <w:cs/>
             <w:lang w:val="ar_AE" w:bidi="ar_AE"/>
           </w:rPr>
           <w:rPr>
@@ -914,18 +1142,24 @@
       </w:hyperlink>
       <w:r>
         <w:rPr>
+          <w:rtl/>
+          <w:cs/>
           <w:lang w:val="ar_AE" w:bidi="ar_AE"/>
         </w:rPr>
         <w:t xml:space="preserve">) </w:t>
       </w:r>
       <w:r>
         <w:rPr>
+          <w:rtl/>
+          <w:cs/>
           <w:lang w:val="ar_AE" w:bidi="ar_AE"/>
         </w:rPr>
         <w:t>كما أن مَرْكَزَها هو موتُ ابن اللهِ، الذي نِلْنا به الرِّضا الإلهيَّ</w:t>
       </w:r>
       <w:r>
         <w:rPr>
+          <w:rtl/>
+          <w:cs/>
           <w:lang w:val="ar_AE" w:bidi="ar_AE"/>
         </w:rPr>
         <w:t xml:space="preserve"> (</w:t>
@@ -933,6 +1167,8 @@
       <w:hyperlink r:id="rId32">
         <w:r>
           <w:rPr>
+            <w:rtl/>
+            <w:cs/>
             <w:lang w:val="ar_AE" w:bidi="ar_AE"/>
           </w:rPr>
           <w:rPr>
@@ -944,18 +1180,24 @@
       </w:hyperlink>
       <w:r>
         <w:rPr>
+          <w:rtl/>
+          <w:cs/>
           <w:lang w:val="ar_AE" w:bidi="ar_AE"/>
         </w:rPr>
         <w:t xml:space="preserve">). </w:t>
       </w:r>
       <w:r>
         <w:rPr>
+          <w:rtl/>
+          <w:cs/>
           <w:lang w:val="ar_AE" w:bidi="ar_AE"/>
         </w:rPr>
         <w:t>تَتَّسِمُ الحياةُ المَسِيحِيَّة بالولاءِ والتكريس الذي يُمَيِّزُ المؤمنين عن شرورِ العَالَمِ</w:t>
       </w:r>
       <w:r>
         <w:rPr>
+          <w:rtl/>
+          <w:cs/>
           <w:lang w:val="ar_AE" w:bidi="ar_AE"/>
         </w:rPr>
         <w:t xml:space="preserve"> (</w:t>
@@ -963,6 +1205,8 @@
       <w:hyperlink r:id="rId33">
         <w:r>
           <w:rPr>
+            <w:rtl/>
+            <w:cs/>
             <w:lang w:val="ar_AE" w:bidi="ar_AE"/>
           </w:rPr>
           <w:rPr>
@@ -974,6 +1218,8 @@
       </w:hyperlink>
       <w:r>
         <w:rPr>
+          <w:rtl/>
+          <w:cs/>
           <w:lang w:val="ar_AE" w:bidi="ar_AE"/>
         </w:rPr>
         <w:t>).</w:t>
@@ -985,17 +1231,23 @@
       </w:pPr>
       <w:r>
         <w:rPr>
-          <w:lang w:val="ar_AE" w:bidi="ar_AE"/>
-        </w:rPr>
-      </w:r>
-      <w:r>
-        <w:rPr>
+          <w:rtl/>
+          <w:cs/>
+          <w:lang w:val="ar_AE" w:bidi="ar_AE"/>
+        </w:rPr>
+      </w:r>
+      <w:r>
+        <w:rPr>
+          <w:rtl/>
+          <w:cs/>
           <w:lang w:val="ar_AE" w:bidi="ar_AE"/>
         </w:rPr>
         <w:t>في النِّصْفِ الثَّانِي من الرِّسَالَةِ، في الفُصولِ</w:t>
       </w:r>
       <w:r>
         <w:rPr>
+          <w:rtl/>
+          <w:cs/>
           <w:lang w:val="ar_AE" w:bidi="ar_AE"/>
         </w:rPr>
         <w:t xml:space="preserve"> (</w:t>
@@ -1003,6 +1255,8 @@
       <w:hyperlink r:id="rId34">
         <w:r>
           <w:rPr>
+            <w:rtl/>
+            <w:cs/>
             <w:lang w:val="ar_AE" w:bidi="ar_AE"/>
           </w:rPr>
           <w:rPr>
@@ -1014,18 +1268,24 @@
       </w:hyperlink>
       <w:r>
         <w:rPr>
+          <w:rtl/>
+          <w:cs/>
           <w:lang w:val="ar_AE" w:bidi="ar_AE"/>
         </w:rPr>
         <w:t xml:space="preserve">)، </w:t>
       </w:r>
       <w:r>
         <w:rPr>
+          <w:rtl/>
+          <w:cs/>
           <w:lang w:val="ar_AE" w:bidi="ar_AE"/>
         </w:rPr>
         <w:t>يَشْرَحُ الرَّسُول بُولُس ما الذي دَفَعَه لِكِتَابَةِ رَسَائِلِهِ إلى كُورِنْثُوس</w:t>
       </w:r>
       <w:r>
         <w:rPr>
+          <w:rtl/>
+          <w:cs/>
           <w:lang w:val="ar_AE" w:bidi="ar_AE"/>
         </w:rPr>
         <w:t xml:space="preserve"> (</w:t>
@@ -1033,6 +1293,8 @@
       <w:hyperlink r:id="rId35">
         <w:r>
           <w:rPr>
+            <w:rtl/>
+            <w:cs/>
             <w:lang w:val="ar_AE" w:bidi="ar_AE"/>
           </w:rPr>
           <w:rPr>
@@ -1044,18 +1306,24 @@
       </w:hyperlink>
       <w:r>
         <w:rPr>
+          <w:rtl/>
+          <w:cs/>
           <w:lang w:val="ar_AE" w:bidi="ar_AE"/>
         </w:rPr>
         <w:t xml:space="preserve">)، </w:t>
       </w:r>
       <w:r>
         <w:rPr>
+          <w:rtl/>
+          <w:cs/>
           <w:lang w:val="ar_AE" w:bidi="ar_AE"/>
         </w:rPr>
         <w:t>يُعْلِنُ الرَّسُول عن مبادئِ العطاءِ والوَكَالَة في مناقشته لموضوع جَمْعِ التَّبَرُّعاتِ من أجلِ كَنِيسَةِ أورشَلِيمَ</w:t>
       </w:r>
       <w:r>
         <w:rPr>
+          <w:rtl/>
+          <w:cs/>
           <w:lang w:val="ar_AE" w:bidi="ar_AE"/>
         </w:rPr>
         <w:t xml:space="preserve"> (</w:t>
@@ -1063,6 +1331,8 @@
       <w:hyperlink r:id="rId36">
         <w:r>
           <w:rPr>
+            <w:rtl/>
+            <w:cs/>
             <w:lang w:val="ar_AE" w:bidi="ar_AE"/>
           </w:rPr>
           <w:rPr>
@@ -1074,18 +1344,24 @@
       </w:hyperlink>
       <w:r>
         <w:rPr>
+          <w:rtl/>
+          <w:cs/>
           <w:lang w:val="ar_AE" w:bidi="ar_AE"/>
         </w:rPr>
         <w:t xml:space="preserve">)، </w:t>
       </w:r>
       <w:r>
         <w:rPr>
+          <w:rtl/>
+          <w:cs/>
           <w:lang w:val="ar_AE" w:bidi="ar_AE"/>
         </w:rPr>
         <w:t>وَيُقَدِّمُ دفاعًا قوِيًّا عن مَهَمَّتِهِ الرَّسُولِيَّة ضد من شَنَّعوا بمكانتِهِ بسبَبِ ضَعْفِهِ</w:t>
       </w:r>
       <w:r>
         <w:rPr>
+          <w:rtl/>
+          <w:cs/>
           <w:lang w:val="ar_AE" w:bidi="ar_AE"/>
         </w:rPr>
         <w:t xml:space="preserve"> (</w:t>
@@ -1093,6 +1369,8 @@
       <w:hyperlink r:id="rId37">
         <w:r>
           <w:rPr>
+            <w:rtl/>
+            <w:cs/>
             <w:lang w:val="ar_AE" w:bidi="ar_AE"/>
           </w:rPr>
           <w:rPr>
@@ -1104,6 +1382,8 @@
       </w:hyperlink>
       <w:r>
         <w:rPr>
+          <w:rtl/>
+          <w:cs/>
           <w:lang w:val="ar_AE" w:bidi="ar_AE"/>
         </w:rPr>
         <w:t>).</w:t>
@@ -1116,6 +1396,8 @@
       </w:pPr>
       <w:r>
         <w:rPr>
+          <w:rtl/>
+          <w:cs/>
           <w:lang w:val="ar_AE" w:bidi="ar_AE"/>
         </w:rPr>
         <w:t>كَاتِبُ الرِّسَالَة</w:t>
@@ -1127,17 +1409,23 @@
       </w:pPr>
       <w:r>
         <w:rPr>
-          <w:lang w:val="ar_AE" w:bidi="ar_AE"/>
-        </w:rPr>
-      </w:r>
-      <w:r>
-        <w:rPr>
+          <w:rtl/>
+          <w:cs/>
+          <w:lang w:val="ar_AE" w:bidi="ar_AE"/>
+        </w:rPr>
+      </w:r>
+      <w:r>
+        <w:rPr>
+          <w:rtl/>
+          <w:cs/>
           <w:lang w:val="ar_AE" w:bidi="ar_AE"/>
         </w:rPr>
         <w:t>ما من أَحَدٍ شَكَّكَ بالفعلِ في كِتَابَةِ الرَّسُول بُولُس للرِّسَالَةُ الثَّانِيَةُ إِلَي أَهْلِ كُورِنْثُوس. الاستثناءُ الوحيدُ هو النصُّ الموجودُ</w:t>
       </w:r>
       <w:r>
         <w:rPr>
+          <w:rtl/>
+          <w:cs/>
           <w:lang w:val="ar_AE" w:bidi="ar_AE"/>
         </w:rPr>
         <w:t xml:space="preserve"> </w:t>
@@ -1145,6 +1433,8 @@
       <w:hyperlink r:id="rId38">
         <w:r>
           <w:rPr>
+            <w:rtl/>
+            <w:cs/>
             <w:lang w:val="ar_AE" w:bidi="ar_AE"/>
           </w:rPr>
           <w:rPr>
@@ -1156,18 +1446,24 @@
       </w:hyperlink>
       <w:r>
         <w:rPr>
+          <w:rtl/>
+          <w:cs/>
           <w:lang w:val="ar_AE" w:bidi="ar_AE"/>
         </w:rPr>
         <w:t xml:space="preserve"> </w:t>
       </w:r>
       <w:r>
         <w:rPr>
+          <w:rtl/>
+          <w:cs/>
           <w:lang w:val="ar_AE" w:bidi="ar_AE"/>
         </w:rPr>
         <w:t>والذي يُعَدُّ أحيانًا نصًّا دخيلاً لكاتبٍ آخر غير الرَّسُول بُولُس، ربما من طَائِفَةِ ما، نظرًا لتشابه تعبيراته اللغوية مع مخْطُوطَاتِ البَحْرِ المَيِّتْ. الأكثر ترجيحًا أنَّه مجرَّدُ إسْهَابٍ في الكلام، أو ربما أُخِذَ من رِسَالَةٍ أخرى من رَسَائِلِ الرَّسُول إلى كُورِنْثُوس ثُمَّ أُدْرِجَ هنا. في كلتا الحالتين، فإن الاحتمالَ الغالبَ أَنَّه مَكْتُوبٌ بواسِطَة الرَّسُول بُولُس نفسِه للتَّعامِل مع الوَضْعِ الأخلاقِيِّ والرُّوحِيِّ في كَنِيسَةِ كُورِنْثُوس</w:t>
       </w:r>
       <w:r>
         <w:rPr>
+          <w:rtl/>
+          <w:cs/>
           <w:lang w:val="ar_AE" w:bidi="ar_AE"/>
         </w:rPr>
         <w:t>.</w:t>
@@ -1181,6 +1477,8 @@
       <w:r>
         <w:rPr>
           <w:b/>
+          <w:rtl/>
+          <w:cs/>
           <w:lang w:val="ar_AE" w:bidi="ar_AE"/>
         </w:rPr>
         <w:t>تَارِيخُ ومُناسَبَةُ الكِتَابَةِ</w:t>
@@ -1192,11 +1490,15 @@
       </w:pPr>
       <w:r>
         <w:rPr>
-          <w:lang w:val="ar_AE" w:bidi="ar_AE"/>
-        </w:rPr>
-      </w:r>
-      <w:r>
-        <w:rPr>
+          <w:rtl/>
+          <w:cs/>
+          <w:lang w:val="ar_AE" w:bidi="ar_AE"/>
+        </w:rPr>
+      </w:r>
+      <w:r>
+        <w:rPr>
+          <w:rtl/>
+          <w:cs/>
           <w:lang w:val="ar_AE" w:bidi="ar_AE"/>
         </w:rPr>
         <w:t xml:space="preserve">أثناء إقامَتِهِ التي دَامَتْ من سنتين إلى ثلاثِ سَنواتٍ في أَفَسُس (53~56م)، كَتَبَ الرَّسُول بُولُس رِسَالَتَهُ الأُولَى، وأَرْسَلَها إلى الكَنِيسَةِ في كُورِنْثُوس بيد تِيمُوثَاوُس (انْظُرْ </w:t>
@@ -1204,6 +1506,8 @@
       <w:hyperlink r:id="rId39">
         <w:r>
           <w:rPr>
+            <w:rtl/>
+            <w:cs/>
             <w:lang w:val="ar_AE" w:bidi="ar_AE"/>
           </w:rPr>
           <w:rPr>
@@ -1215,30 +1519,40 @@
       </w:hyperlink>
       <w:r>
         <w:rPr>
+          <w:rtl/>
+          <w:cs/>
           <w:lang w:val="ar_AE" w:bidi="ar_AE"/>
         </w:rPr>
         <w:t xml:space="preserve">؛ </w:t>
       </w:r>
       <w:r>
         <w:rPr>
+          <w:rtl/>
+          <w:cs/>
           <w:lang w:val="ar_AE" w:bidi="ar_AE"/>
         </w:rPr>
         <w:t>مُقَدِّمَةُ الرِّسَالَةِ الأُولَى إِلَى أَهْلِ كُورِنْثُوس، "تَارِيخُ ومُنَاسَبَةُ الكِتَابَةِ"</w:t>
       </w:r>
       <w:r>
         <w:rPr>
+          <w:rtl/>
+          <w:cs/>
           <w:lang w:val="ar_AE" w:bidi="ar_AE"/>
         </w:rPr>
         <w:t xml:space="preserve">). </w:t>
       </w:r>
       <w:r>
         <w:rPr>
+          <w:rtl/>
+          <w:cs/>
           <w:lang w:val="ar_AE" w:bidi="ar_AE"/>
         </w:rPr>
         <w:t>وعلى ما يبدو، لم تحظَ هذه الرِّسَالَةُ بقُبُولٍ جَيِّدٍ، إذ بَدَأَ بعضُ مؤمِنِي الكَنِيسَةِ في كُورِنْثُوس يُشَكِّكُ في السُّلطانِ الرَّسُوليِّ للرَّسُول بُولُس. هذه الأَزَمَةُ كانتْ مُتَوَقَّعَة في ضَوءِ</w:t>
       </w:r>
       <w:r>
         <w:rPr>
+          <w:rtl/>
+          <w:cs/>
           <w:lang w:val="ar_AE" w:bidi="ar_AE"/>
         </w:rPr>
         <w:t xml:space="preserve"> </w:t>
@@ -1246,6 +1560,8 @@
       <w:hyperlink r:id="rId40">
         <w:r>
           <w:rPr>
+            <w:rtl/>
+            <w:cs/>
             <w:lang w:val="ar_AE" w:bidi="ar_AE"/>
           </w:rPr>
           <w:rPr>
@@ -1257,18 +1573,24 @@
       </w:hyperlink>
       <w:r>
         <w:rPr>
+          <w:rtl/>
+          <w:cs/>
           <w:lang w:val="ar_AE" w:bidi="ar_AE"/>
         </w:rPr>
         <w:t xml:space="preserve">، </w:t>
       </w:r>
       <w:r>
         <w:rPr>
+          <w:rtl/>
+          <w:cs/>
           <w:lang w:val="ar_AE" w:bidi="ar_AE"/>
         </w:rPr>
         <w:t>إلا أن التَّحَدِّي لِسُلطانِ الرَّسُول أَصْبَحَ أكثر صَخَبًا وَعَدَائِيَّةً. لذلك، قَامَ الرَّسُول بزيارَةٍ شَخْصِيَّةٍ لهم من أَفَسُس</w:t>
       </w:r>
       <w:r>
         <w:rPr>
+          <w:rtl/>
+          <w:cs/>
           <w:lang w:val="ar_AE" w:bidi="ar_AE"/>
         </w:rPr>
         <w:t xml:space="preserve"> (</w:t>
@@ -1276,6 +1598,8 @@
       <w:hyperlink r:id="rId41">
         <w:r>
           <w:rPr>
+            <w:rtl/>
+            <w:cs/>
             <w:lang w:val="ar_AE" w:bidi="ar_AE"/>
           </w:rPr>
           <w:rPr>
@@ -1287,18 +1611,24 @@
       </w:hyperlink>
       <w:r>
         <w:rPr>
+          <w:rtl/>
+          <w:cs/>
           <w:lang w:val="ar_AE" w:bidi="ar_AE"/>
         </w:rPr>
         <w:t xml:space="preserve">). </w:t>
       </w:r>
       <w:r>
         <w:rPr>
+          <w:rtl/>
+          <w:cs/>
           <w:lang w:val="ar_AE" w:bidi="ar_AE"/>
         </w:rPr>
         <w:t>لكن من الواضحِ أنَّ زيارَته قد أخْفَقَتْ في تحقيق هدفها، إذ يبدو أن خصوم الرَّسُول قد قَاومُوهُ بشدِّةٍ. عَادَ الرَّسُول بُولُس إلى أَفَسُس في حَالَةٍ من الضِّيقِ الشَّدِيدِ بعد أن تعرَّضَ لِلمَذَلَّةِ وَالمَهَانَةِ من قِبَلِ عُضْوٍ بَارِزٍ. ثم كَتَبَ إليهم رِسَالَةً "شَدِيدَةِ" اللهجَةِ، وأَرْسَلَها إلى كُورِنْثُوس مع تِيطُس</w:t>
       </w:r>
       <w:r>
         <w:rPr>
+          <w:rtl/>
+          <w:cs/>
           <w:lang w:val="ar_AE" w:bidi="ar_AE"/>
         </w:rPr>
         <w:t xml:space="preserve"> (</w:t>
@@ -1306,6 +1636,8 @@
       <w:hyperlink r:id="rId42">
         <w:r>
           <w:rPr>
+            <w:rtl/>
+            <w:cs/>
             <w:lang w:val="ar_AE" w:bidi="ar_AE"/>
           </w:rPr>
           <w:rPr>
@@ -1317,18 +1649,24 @@
       </w:hyperlink>
       <w:r>
         <w:rPr>
+          <w:rtl/>
+          <w:cs/>
           <w:lang w:val="ar_AE" w:bidi="ar_AE"/>
         </w:rPr>
         <w:t xml:space="preserve">). </w:t>
       </w:r>
       <w:r>
         <w:rPr>
+          <w:rtl/>
+          <w:cs/>
           <w:lang w:val="ar_AE" w:bidi="ar_AE"/>
         </w:rPr>
         <w:t>هذه الرِّسَالَةِ ذات اللَّهْجَةِ الشَّدِيدَةِ، مع أنها فُقِدَتْ، كانتْ ناجِحَةً في أن تدْفَع مُؤْمِنِي الكَنِيسَةِ في كُورِنْثُوس في النهايَةِ إلى التَّوْبَةِ</w:t>
       </w:r>
       <w:r>
         <w:rPr>
+          <w:rtl/>
+          <w:cs/>
           <w:lang w:val="ar_AE" w:bidi="ar_AE"/>
         </w:rPr>
         <w:t xml:space="preserve"> (</w:t>
@@ -1336,6 +1674,8 @@
       <w:hyperlink r:id="rId43">
         <w:r>
           <w:rPr>
+            <w:rtl/>
+            <w:cs/>
             <w:lang w:val="ar_AE" w:bidi="ar_AE"/>
           </w:rPr>
           <w:rPr>
@@ -1347,6 +1687,8 @@
       </w:hyperlink>
       <w:r>
         <w:rPr>
+          <w:rtl/>
+          <w:cs/>
           <w:lang w:val="ar_AE" w:bidi="ar_AE"/>
         </w:rPr>
         <w:t>).</w:t>
@@ -1358,17 +1700,23 @@
       </w:pPr>
       <w:r>
         <w:rPr>
-          <w:lang w:val="ar_AE" w:bidi="ar_AE"/>
-        </w:rPr>
-      </w:r>
-      <w:r>
-        <w:rPr>
+          <w:rtl/>
+          <w:cs/>
+          <w:lang w:val="ar_AE" w:bidi="ar_AE"/>
+        </w:rPr>
+      </w:r>
+      <w:r>
+        <w:rPr>
+          <w:rtl/>
+          <w:cs/>
           <w:lang w:val="ar_AE" w:bidi="ar_AE"/>
         </w:rPr>
         <w:t>في هذا التوقيت، غَادَرَ الرَّسُول بُولُس أَفَسُس بعد ضيقاتٍ شَدِيدَةٍ</w:t>
       </w:r>
       <w:r>
         <w:rPr>
+          <w:rtl/>
+          <w:cs/>
           <w:lang w:val="ar_AE" w:bidi="ar_AE"/>
         </w:rPr>
         <w:t xml:space="preserve"> (</w:t>
@@ -1376,6 +1724,8 @@
       <w:hyperlink r:id="rId44">
         <w:r>
           <w:rPr>
+            <w:rtl/>
+            <w:cs/>
             <w:lang w:val="ar_AE" w:bidi="ar_AE"/>
           </w:rPr>
           <w:rPr>
@@ -1387,6 +1737,8 @@
       </w:hyperlink>
       <w:r>
         <w:rPr>
+          <w:rtl/>
+          <w:cs/>
           <w:lang w:val="ar_AE" w:bidi="ar_AE"/>
         </w:rPr>
         <w:t xml:space="preserve">؛ قارن </w:t>
@@ -1394,6 +1746,8 @@
       <w:hyperlink r:id="rId45">
         <w:r>
           <w:rPr>
+            <w:rtl/>
+            <w:cs/>
             <w:lang w:val="ar_AE" w:bidi="ar_AE"/>
           </w:rPr>
           <w:rPr>
@@ -1405,6 +1759,8 @@
       </w:hyperlink>
       <w:r>
         <w:rPr>
+          <w:rtl/>
+          <w:cs/>
           <w:lang w:val="ar_AE" w:bidi="ar_AE"/>
         </w:rPr>
         <w:t xml:space="preserve">؛ </w:t>
@@ -1412,6 +1768,8 @@
       <w:hyperlink r:id="rId46">
         <w:r>
           <w:rPr>
+            <w:rtl/>
+            <w:cs/>
             <w:lang w:val="ar_AE" w:bidi="ar_AE"/>
           </w:rPr>
           <w:rPr>
@@ -1423,6 +1781,8 @@
       </w:hyperlink>
       <w:r>
         <w:rPr>
+          <w:rtl/>
+          <w:cs/>
           <w:lang w:val="ar_AE" w:bidi="ar_AE"/>
         </w:rPr>
         <w:t xml:space="preserve">؛ </w:t>
@@ -1430,6 +1790,8 @@
       <w:hyperlink r:id="rId47">
         <w:r>
           <w:rPr>
+            <w:rtl/>
+            <w:cs/>
             <w:lang w:val="ar_AE" w:bidi="ar_AE"/>
           </w:rPr>
           <w:rPr>
@@ -1441,18 +1803,24 @@
       </w:hyperlink>
       <w:r>
         <w:rPr>
+          <w:rtl/>
+          <w:cs/>
           <w:lang w:val="ar_AE" w:bidi="ar_AE"/>
         </w:rPr>
         <w:t xml:space="preserve">) </w:t>
       </w:r>
       <w:r>
         <w:rPr>
+          <w:rtl/>
+          <w:cs/>
           <w:lang w:val="ar_AE" w:bidi="ar_AE"/>
         </w:rPr>
         <w:t>وَسَافَرَ إلى مَكِدُونِيَّة</w:t>
       </w:r>
       <w:r>
         <w:rPr>
+          <w:rtl/>
+          <w:cs/>
           <w:lang w:val="ar_AE" w:bidi="ar_AE"/>
         </w:rPr>
         <w:t xml:space="preserve"> (</w:t>
@@ -1460,6 +1828,8 @@
       <w:hyperlink r:id="rId48">
         <w:r>
           <w:rPr>
+            <w:rtl/>
+            <w:cs/>
             <w:lang w:val="ar_AE" w:bidi="ar_AE"/>
           </w:rPr>
           <w:rPr>
@@ -1471,18 +1841,24 @@
       </w:hyperlink>
       <w:r>
         <w:rPr>
+          <w:rtl/>
+          <w:cs/>
           <w:lang w:val="ar_AE" w:bidi="ar_AE"/>
         </w:rPr>
         <w:t xml:space="preserve">). </w:t>
       </w:r>
       <w:r>
         <w:rPr>
+          <w:rtl/>
+          <w:cs/>
           <w:lang w:val="ar_AE" w:bidi="ar_AE"/>
         </w:rPr>
         <w:t xml:space="preserve">وهناك الْتَقَى الرَّسُول بِتِيطُس، إذ قد جاءَ من كُورِنْثُوس، فَقَدَّم إلى الرَّسُول تقريرًا مُشَجِّعًا للغايةِ عن وَضْعِ الكَنِيسَةِ في كُورِنْثُوس </w:t>
       </w:r>
       <w:r>
         <w:rPr>
+          <w:rtl/>
+          <w:cs/>
           <w:lang w:val="ar_AE" w:bidi="ar_AE"/>
         </w:rPr>
         <w:t>(</w:t>
@@ -1490,6 +1866,8 @@
       <w:hyperlink r:id="rId49">
         <w:r>
           <w:rPr>
+            <w:rtl/>
+            <w:cs/>
             <w:lang w:val="ar_AE" w:bidi="ar_AE"/>
           </w:rPr>
           <w:rPr>
@@ -1501,18 +1879,24 @@
       </w:hyperlink>
       <w:r>
         <w:rPr>
+          <w:rtl/>
+          <w:cs/>
           <w:lang w:val="ar_AE" w:bidi="ar_AE"/>
         </w:rPr>
         <w:t xml:space="preserve">). </w:t>
       </w:r>
       <w:r>
         <w:rPr>
+          <w:rtl/>
+          <w:cs/>
           <w:lang w:val="ar_AE" w:bidi="ar_AE"/>
         </w:rPr>
         <w:t xml:space="preserve">تجاوُبًا مع ذلك التَّقْرِيرِ، كَتَبَ الرَّسُول رِسَالَتَه الثَّانِيَةَ إِلَي أَهْلِ كُورِنْثُوس (سنة 56م تقريبًا)، وَأَرْسَلَها إليهم مرَّة أخرى مع تِيطُس </w:t>
       </w:r>
       <w:r>
         <w:rPr>
+          <w:rtl/>
+          <w:cs/>
           <w:lang w:val="ar_AE" w:bidi="ar_AE"/>
         </w:rPr>
         <w:t>(</w:t>
@@ -1520,6 +1904,8 @@
       <w:hyperlink r:id="rId50">
         <w:r>
           <w:rPr>
+            <w:rtl/>
+            <w:cs/>
             <w:lang w:val="ar_AE" w:bidi="ar_AE"/>
           </w:rPr>
           <w:rPr>
@@ -1531,6 +1917,8 @@
       </w:hyperlink>
       <w:r>
         <w:rPr>
+          <w:rtl/>
+          <w:cs/>
           <w:lang w:val="ar_AE" w:bidi="ar_AE"/>
         </w:rPr>
         <w:t xml:space="preserve">، </w:t>
@@ -1538,6 +1926,8 @@
       <w:hyperlink r:id="rId51">
         <w:r>
           <w:rPr>
+            <w:rtl/>
+            <w:cs/>
             <w:lang w:val="ar_AE" w:bidi="ar_AE"/>
           </w:rPr>
           <w:rPr>
@@ -1549,24 +1939,32 @@
       </w:hyperlink>
       <w:r>
         <w:rPr>
+          <w:rtl/>
+          <w:cs/>
           <w:lang w:val="ar_AE" w:bidi="ar_AE"/>
         </w:rPr>
         <w:t xml:space="preserve">). </w:t>
       </w:r>
       <w:r>
         <w:rPr>
+          <w:rtl/>
+          <w:cs/>
           <w:lang w:val="ar_AE" w:bidi="ar_AE"/>
         </w:rPr>
         <w:t xml:space="preserve">بعد ذلك، سَافَرَ إلى كُورِنْثُوس بنفسِهِ، وقَضَى هناك ثلاثة أشهر </w:t>
       </w:r>
       <w:r>
         <w:rPr>
+          <w:rtl/>
+          <w:cs/>
           <w:lang w:val="ar_AE" w:bidi="ar_AE"/>
         </w:rPr>
         <w:t>(</w:t>
       </w:r>
       <w:r>
         <w:rPr>
+          <w:rtl/>
+          <w:cs/>
           <w:lang w:val="ar_AE" w:bidi="ar_AE"/>
         </w:rPr>
         <w:t xml:space="preserve">انْظُرْ </w:t>
@@ -1574,6 +1972,8 @@
       <w:hyperlink r:id="rId52">
         <w:r>
           <w:rPr>
+            <w:rtl/>
+            <w:cs/>
             <w:lang w:val="ar_AE" w:bidi="ar_AE"/>
           </w:rPr>
           <w:rPr>
@@ -1585,6 +1985,8 @@
       </w:hyperlink>
       <w:r>
         <w:rPr>
+          <w:rtl/>
+          <w:cs/>
           <w:lang w:val="ar_AE" w:bidi="ar_AE"/>
         </w:rPr>
         <w:t>).</w:t>
@@ -1597,6 +1999,8 @@
       </w:pPr>
       <w:r>
         <w:rPr>
+          <w:rtl/>
+          <w:cs/>
           <w:lang w:val="ar_AE" w:bidi="ar_AE"/>
         </w:rPr>
         <w:t>وَحْدَةُ الرِّسَالَةُ الثَّانِيَةُ إِلَي أَهْلِ كُورِنْثُوس</w:t>
@@ -1608,17 +2012,23 @@
       </w:pPr>
       <w:r>
         <w:rPr>
-          <w:lang w:val="ar_AE" w:bidi="ar_AE"/>
-        </w:rPr>
-      </w:r>
-      <w:r>
-        <w:rPr>
+          <w:rtl/>
+          <w:cs/>
+          <w:lang w:val="ar_AE" w:bidi="ar_AE"/>
+        </w:rPr>
+      </w:r>
+      <w:r>
+        <w:rPr>
+          <w:rtl/>
+          <w:cs/>
           <w:lang w:val="ar_AE" w:bidi="ar_AE"/>
         </w:rPr>
         <w:t>على الرغم من أنه لا يوجدُ شَكٌّ في كِتَابَةِ الرَّسُول بُولُس للرِّسَالَةِ الثَّانِيَةِ إِلَي أَهْلِ كُورِنْثُوس، إلا أن هناك تساؤلات حول كِتَابَتِها وإرسالِهَا كلِّها كَرِسَالَةٍ واحِدَةٍ</w:t>
       </w:r>
       <w:r>
         <w:rPr>
+          <w:rtl/>
+          <w:cs/>
           <w:lang w:val="ar_AE" w:bidi="ar_AE"/>
         </w:rPr>
         <w:t>.</w:t>
@@ -1633,12 +2043,16 @@
       </w:pPr>
       <w:r>
         <w:rPr>
+          <w:rtl/>
+          <w:cs/>
           <w:lang w:val="ar_AE" w:bidi="ar_AE"/>
         </w:rPr>
       </w:r>
       <w:hyperlink r:id="rId38">
         <w:r>
           <w:rPr>
+            <w:rtl/>
+            <w:cs/>
             <w:lang w:val="ar_AE" w:bidi="ar_AE"/>
           </w:rPr>
           <w:rPr>
@@ -1650,18 +2064,24 @@
       </w:hyperlink>
       <w:r>
         <w:rPr>
+          <w:rtl/>
+          <w:cs/>
           <w:lang w:val="ar_AE" w:bidi="ar_AE"/>
         </w:rPr>
         <w:t xml:space="preserve">: </w:t>
       </w:r>
       <w:r>
         <w:rPr>
+          <w:rtl/>
+          <w:cs/>
           <w:lang w:val="ar_AE" w:bidi="ar_AE"/>
         </w:rPr>
         <w:t>يُشِيرُ الرَّسُول بُولُس في</w:t>
       </w:r>
       <w:r>
         <w:rPr>
+          <w:rtl/>
+          <w:cs/>
           <w:lang w:val="ar_AE" w:bidi="ar_AE"/>
         </w:rPr>
         <w:t xml:space="preserve"> </w:t>
@@ -1669,6 +2089,8 @@
       <w:hyperlink r:id="rId53">
         <w:r>
           <w:rPr>
+            <w:rtl/>
+            <w:cs/>
             <w:lang w:val="ar_AE" w:bidi="ar_AE"/>
           </w:rPr>
           <w:rPr>
@@ -1680,6 +2102,8 @@
       </w:hyperlink>
       <w:r>
         <w:rPr>
+          <w:rtl/>
+          <w:cs/>
           <w:lang w:val="ar_AE" w:bidi="ar_AE"/>
         </w:rPr>
         <w:t xml:space="preserve">إلى رِسَالَةٍ كانَ قد أَرْسَلَها سَابِقًا إلى كُورِنْثُوس تُعَالِجُ قضيةَ الارْتباطِ بأناسٍ غير أخلاقيين. على الرُّغْمِ من أن هذه الرِّسَالَةَ قد فُقِدَتْ، يَعْتَقِدُ بعضُ الباحثين أن جُزْءًا منها على الأَقَلِّ محفوظٌ في </w:t>
@@ -1687,6 +2111,8 @@
       <w:hyperlink r:id="rId38">
         <w:r>
           <w:rPr>
+            <w:rtl/>
+            <w:cs/>
             <w:lang w:val="ar_AE" w:bidi="ar_AE"/>
           </w:rPr>
           <w:rPr>
@@ -1698,18 +2124,24 @@
       </w:hyperlink>
       <w:r>
         <w:rPr>
+          <w:rtl/>
+          <w:cs/>
           <w:lang w:val="ar_AE" w:bidi="ar_AE"/>
         </w:rPr>
         <w:t xml:space="preserve">، </w:t>
       </w:r>
       <w:r>
         <w:rPr>
+          <w:rtl/>
+          <w:cs/>
           <w:lang w:val="ar_AE" w:bidi="ar_AE"/>
         </w:rPr>
         <w:t>والذي يعالجُ نفسَ القضيَّةِ. فإذا كان</w:t>
       </w:r>
       <w:r>
         <w:rPr>
+          <w:rtl/>
+          <w:cs/>
           <w:lang w:val="ar_AE" w:bidi="ar_AE"/>
         </w:rPr>
         <w:t xml:space="preserve"> </w:t>
@@ -1717,6 +2149,8 @@
       <w:hyperlink r:id="rId38">
         <w:r>
           <w:rPr>
+            <w:rtl/>
+            <w:cs/>
             <w:lang w:val="ar_AE" w:bidi="ar_AE"/>
           </w:rPr>
           <w:rPr>
@@ -1728,18 +2162,24 @@
       </w:hyperlink>
       <w:r>
         <w:rPr>
+          <w:rtl/>
+          <w:cs/>
           <w:lang w:val="ar_AE" w:bidi="ar_AE"/>
         </w:rPr>
         <w:t xml:space="preserve"> </w:t>
       </w:r>
       <w:r>
         <w:rPr>
+          <w:rtl/>
+          <w:cs/>
           <w:lang w:val="ar_AE" w:bidi="ar_AE"/>
         </w:rPr>
         <w:t>جزءًا من تلك الرِّسَالَةِ السَّابِقَةِ، فقد يُفَسِّرُ ذلك لماذا يبدو هذا القِسْمُ مُدْرَجًا في المُنَاقَشَةِ، والتي يمكن أن تستمرُّ بشكلٍ طبيعيٍّ من</w:t>
       </w:r>
       <w:r>
         <w:rPr>
+          <w:rtl/>
+          <w:cs/>
           <w:lang w:val="ar_AE" w:bidi="ar_AE"/>
         </w:rPr>
         <w:t xml:space="preserve"> </w:t>
@@ -1747,6 +2187,8 @@
       <w:hyperlink r:id="rId23">
         <w:r>
           <w:rPr>
+            <w:rtl/>
+            <w:cs/>
             <w:lang w:val="ar_AE" w:bidi="ar_AE"/>
           </w:rPr>
           <w:rPr>
@@ -1758,18 +2200,24 @@
       </w:hyperlink>
       <w:r>
         <w:rPr>
+          <w:rtl/>
+          <w:cs/>
           <w:lang w:val="ar_AE" w:bidi="ar_AE"/>
         </w:rPr>
         <w:t xml:space="preserve"> </w:t>
       </w:r>
       <w:r>
         <w:rPr>
+          <w:rtl/>
+          <w:cs/>
           <w:lang w:val="ar_AE" w:bidi="ar_AE"/>
         </w:rPr>
         <w:t xml:space="preserve">مباشرَةً </w:t>
       </w:r>
       <w:r>
         <w:rPr>
+          <w:rtl/>
+          <w:cs/>
           <w:lang w:val="ar_AE" w:bidi="ar_AE"/>
         </w:rPr>
         <w:t xml:space="preserve">إلى </w:t>
@@ -1777,6 +2225,8 @@
       <w:hyperlink r:id="rId54">
         <w:r>
           <w:rPr>
+            <w:rtl/>
+            <w:cs/>
             <w:lang w:val="ar_AE" w:bidi="ar_AE"/>
           </w:rPr>
           <w:rPr>
@@ -1788,18 +2238,24 @@
       </w:hyperlink>
       <w:r>
         <w:rPr>
+          <w:rtl/>
+          <w:cs/>
           <w:lang w:val="ar_AE" w:bidi="ar_AE"/>
         </w:rPr>
         <w:t xml:space="preserve">. </w:t>
       </w:r>
       <w:r>
         <w:rPr>
+          <w:rtl/>
+          <w:cs/>
           <w:lang w:val="ar_AE" w:bidi="ar_AE"/>
         </w:rPr>
         <w:t>من ناحِيَةٍ أخرى، كان الرَّسُول بُولُس في كثير من الأحيان يُسْهِبُ في الكلامِ أثناء كِتَابَةِ رَسَائِلِهِ، وبناءً عليه، من الممكن أيضًا أن يكونَ</w:t>
       </w:r>
       <w:r>
         <w:rPr>
+          <w:rtl/>
+          <w:cs/>
           <w:lang w:val="ar_AE" w:bidi="ar_AE"/>
         </w:rPr>
         <w:t xml:space="preserve"> </w:t>
@@ -1807,6 +2263,8 @@
       <w:hyperlink r:id="rId38">
         <w:r>
           <w:rPr>
+            <w:rtl/>
+            <w:cs/>
             <w:lang w:val="ar_AE" w:bidi="ar_AE"/>
           </w:rPr>
           <w:rPr>
@@ -1818,18 +2276,24 @@
       </w:hyperlink>
       <w:r>
         <w:rPr>
+          <w:rtl/>
+          <w:cs/>
           <w:lang w:val="ar_AE" w:bidi="ar_AE"/>
         </w:rPr>
         <w:t xml:space="preserve"> </w:t>
       </w:r>
       <w:r>
         <w:rPr>
+          <w:rtl/>
+          <w:cs/>
           <w:lang w:val="ar_AE" w:bidi="ar_AE"/>
         </w:rPr>
         <w:t>مجرِّد إسْهَابٍ في الكلامِ</w:t>
       </w:r>
       <w:r>
         <w:rPr>
+          <w:rtl/>
+          <w:cs/>
           <w:lang w:val="ar_AE" w:bidi="ar_AE"/>
         </w:rPr>
         <w:t>.</w:t>
@@ -1844,12 +2308,16 @@
       </w:pPr>
       <w:r>
         <w:rPr>
+          <w:rtl/>
+          <w:cs/>
           <w:lang w:val="ar_AE" w:bidi="ar_AE"/>
         </w:rPr>
       </w:r>
       <w:hyperlink r:id="rId37">
         <w:r>
           <w:rPr>
+            <w:rtl/>
+            <w:cs/>
             <w:lang w:val="ar_AE" w:bidi="ar_AE"/>
           </w:rPr>
           <w:rPr>
@@ -1861,18 +2329,24 @@
       </w:hyperlink>
       <w:r>
         <w:rPr>
+          <w:rtl/>
+          <w:cs/>
           <w:lang w:val="ar_AE" w:bidi="ar_AE"/>
         </w:rPr>
         <w:t xml:space="preserve">: </w:t>
       </w:r>
       <w:r>
         <w:rPr>
+          <w:rtl/>
+          <w:cs/>
           <w:lang w:val="ar_AE" w:bidi="ar_AE"/>
         </w:rPr>
         <w:t>الفصولُ الأربعة الأخيرة من الرِّسَالَةُ الثَّانِيَةُ إِلَي أَهْلِ كُورِنْثُوس تُمَثِّلُ لُغْزًا. إن نَبْرَةَ هذه الفصول هي نَبْرَةُ استياءٍ وسخرية. يَعْتَقِدُ البعضُ أنها جُزْءٌ من رسالة الرَّسُول بُولُس "الشَّدِيدَةِ اللَّهْجَةِ" (انْظُرْ</w:t>
       </w:r>
       <w:r>
         <w:rPr>
+          <w:rtl/>
+          <w:cs/>
           <w:lang w:val="ar_AE" w:bidi="ar_AE"/>
         </w:rPr>
         <w:t xml:space="preserve"> </w:t>
@@ -1880,6 +2354,8 @@
       <w:hyperlink r:id="rId55">
         <w:r>
           <w:rPr>
+            <w:rtl/>
+            <w:cs/>
             <w:lang w:val="ar_AE" w:bidi="ar_AE"/>
           </w:rPr>
           <w:rPr>
@@ -1891,18 +2367,24 @@
       </w:hyperlink>
       <w:r>
         <w:rPr>
+          <w:rtl/>
+          <w:cs/>
           <w:lang w:val="ar_AE" w:bidi="ar_AE"/>
         </w:rPr>
         <w:t xml:space="preserve">)؛ </w:t>
       </w:r>
       <w:r>
         <w:rPr>
+          <w:rtl/>
+          <w:cs/>
           <w:lang w:val="ar_AE" w:bidi="ar_AE"/>
         </w:rPr>
         <w:t>لكن هذا غير محتمل، لأن مُؤْمِنِي الكنيسة في كُورِنْثُوس قد تجاوَبُوا معها بالتَّوْبَةِ</w:t>
       </w:r>
       <w:r>
         <w:rPr>
+          <w:rtl/>
+          <w:cs/>
           <w:lang w:val="ar_AE" w:bidi="ar_AE"/>
         </w:rPr>
         <w:t xml:space="preserve"> (</w:t>
@@ -1910,6 +2392,8 @@
       <w:hyperlink r:id="rId56">
         <w:r>
           <w:rPr>
+            <w:rtl/>
+            <w:cs/>
             <w:lang w:val="ar_AE" w:bidi="ar_AE"/>
           </w:rPr>
           <w:rPr>
@@ -1921,18 +2405,24 @@
       </w:hyperlink>
       <w:r>
         <w:rPr>
+          <w:rtl/>
+          <w:cs/>
           <w:lang w:val="ar_AE" w:bidi="ar_AE"/>
         </w:rPr>
         <w:t xml:space="preserve">). </w:t>
       </w:r>
       <w:r>
         <w:rPr>
+          <w:rtl/>
+          <w:cs/>
           <w:lang w:val="ar_AE" w:bidi="ar_AE"/>
         </w:rPr>
         <w:t>يبدو الأَمْرُ مَنْطِقِيًّا أكثر باعتبار</w:t>
       </w:r>
       <w:r>
         <w:rPr>
+          <w:rtl/>
+          <w:cs/>
           <w:lang w:val="ar_AE" w:bidi="ar_AE"/>
         </w:rPr>
         <w:t xml:space="preserve"> </w:t>
@@ -1940,6 +2430,8 @@
       <w:hyperlink r:id="rId37">
         <w:r>
           <w:rPr>
+            <w:rtl/>
+            <w:cs/>
             <w:lang w:val="ar_AE" w:bidi="ar_AE"/>
           </w:rPr>
           <w:rPr>
@@ -1951,18 +2443,24 @@
       </w:hyperlink>
       <w:r>
         <w:rPr>
+          <w:rtl/>
+          <w:cs/>
           <w:lang w:val="ar_AE" w:bidi="ar_AE"/>
         </w:rPr>
         <w:t xml:space="preserve"> </w:t>
       </w:r>
       <w:r>
         <w:rPr>
+          <w:rtl/>
+          <w:cs/>
           <w:lang w:val="ar_AE" w:bidi="ar_AE"/>
         </w:rPr>
         <w:t>قد كُتِبَتْ لاحِقًا بعد</w:t>
       </w:r>
       <w:r>
         <w:rPr>
+          <w:rtl/>
+          <w:cs/>
           <w:lang w:val="ar_AE" w:bidi="ar_AE"/>
         </w:rPr>
         <w:t xml:space="preserve"> </w:t>
@@ -1970,6 +2468,8 @@
       <w:hyperlink r:id="rId57">
         <w:r>
           <w:rPr>
+            <w:rtl/>
+            <w:cs/>
             <w:lang w:val="ar_AE" w:bidi="ar_AE"/>
           </w:rPr>
           <w:rPr>
@@ -1981,18 +2481,24 @@
       </w:hyperlink>
       <w:r>
         <w:rPr>
+          <w:rtl/>
+          <w:cs/>
           <w:lang w:val="ar_AE" w:bidi="ar_AE"/>
         </w:rPr>
         <w:t xml:space="preserve"> </w:t>
       </w:r>
       <w:r>
         <w:rPr>
+          <w:rtl/>
+          <w:cs/>
           <w:lang w:val="ar_AE" w:bidi="ar_AE"/>
         </w:rPr>
         <w:t>كرَدِّ فعلٍ على وَضْعٍ جَدِيدٍ ظَهَرَ بَعْدَ قُدُومِ المُعَلِّمِين الكَذَبَةِ إلى كُورِنْثُوس (قارِن</w:t>
       </w:r>
       <w:r>
         <w:rPr>
+          <w:rtl/>
+          <w:cs/>
           <w:lang w:val="ar_AE" w:bidi="ar_AE"/>
         </w:rPr>
         <w:t xml:space="preserve"> </w:t>
@@ -2000,6 +2506,8 @@
       <w:hyperlink r:id="rId58">
         <w:r>
           <w:rPr>
+            <w:rtl/>
+            <w:cs/>
             <w:lang w:val="ar_AE" w:bidi="ar_AE"/>
           </w:rPr>
           <w:rPr>
@@ -2011,6 +2519,8 @@
       </w:hyperlink>
       <w:r>
         <w:rPr>
+          <w:rtl/>
+          <w:cs/>
           <w:lang w:val="ar_AE" w:bidi="ar_AE"/>
         </w:rPr>
         <w:t xml:space="preserve">، </w:t>
@@ -2018,6 +2528,8 @@
       <w:hyperlink r:id="rId59">
         <w:r>
           <w:rPr>
+            <w:rtl/>
+            <w:cs/>
             <w:lang w:val="ar_AE" w:bidi="ar_AE"/>
           </w:rPr>
           <w:rPr>
@@ -2029,18 +2541,24 @@
       </w:hyperlink>
       <w:r>
         <w:rPr>
+          <w:rtl/>
+          <w:cs/>
           <w:lang w:val="ar_AE" w:bidi="ar_AE"/>
         </w:rPr>
         <w:t xml:space="preserve">). </w:t>
       </w:r>
       <w:r>
         <w:rPr>
+          <w:rtl/>
+          <w:cs/>
           <w:lang w:val="ar_AE" w:bidi="ar_AE"/>
         </w:rPr>
         <w:t>وقد اسْتَقْبَلَهم مُؤْمِنو الكَنِيسَةِ في كُورِنْثُوس بِحَرَارَةٍ. وعلى نحوٍ سريعٍ، أَعَادَ هؤلاءُ المُعَلِّمِين فَتْحَ جُرُوحٍ قَدِيمَةٍ، كما أشاروا إلى أن الرَّسُول بُولُس لم يكُنْ رسولاً حقيقيًّا ولا حتَّى مَسِيحِيًّا (انْظُرْ</w:t>
       </w:r>
       <w:r>
         <w:rPr>
+          <w:rtl/>
+          <w:cs/>
           <w:lang w:val="ar_AE" w:bidi="ar_AE"/>
         </w:rPr>
         <w:t xml:space="preserve"> </w:t>
@@ -2048,6 +2566,8 @@
       <w:hyperlink r:id="rId60">
         <w:r>
           <w:rPr>
+            <w:rtl/>
+            <w:cs/>
             <w:lang w:val="ar_AE" w:bidi="ar_AE"/>
           </w:rPr>
           <w:rPr>
@@ -2059,6 +2579,8 @@
       </w:hyperlink>
       <w:r>
         <w:rPr>
+          <w:rtl/>
+          <w:cs/>
           <w:lang w:val="ar_AE" w:bidi="ar_AE"/>
         </w:rPr>
         <w:t xml:space="preserve">، </w:t>
@@ -2066,6 +2588,8 @@
       <w:hyperlink r:id="rId61">
         <w:r>
           <w:rPr>
+            <w:rtl/>
+            <w:cs/>
             <w:lang w:val="ar_AE" w:bidi="ar_AE"/>
           </w:rPr>
           <w:rPr>
@@ -2077,6 +2601,8 @@
       </w:hyperlink>
       <w:r>
         <w:rPr>
+          <w:rtl/>
+          <w:cs/>
           <w:lang w:val="ar_AE" w:bidi="ar_AE"/>
         </w:rPr>
         <w:t xml:space="preserve">؛ </w:t>
@@ -2084,6 +2610,8 @@
       <w:hyperlink r:id="rId62">
         <w:r>
           <w:rPr>
+            <w:rtl/>
+            <w:cs/>
             <w:lang w:val="ar_AE" w:bidi="ar_AE"/>
           </w:rPr>
           <w:rPr>
@@ -2095,6 +2623,8 @@
       </w:hyperlink>
       <w:r>
         <w:rPr>
+          <w:rtl/>
+          <w:cs/>
           <w:lang w:val="ar_AE" w:bidi="ar_AE"/>
         </w:rPr>
         <w:t xml:space="preserve">؛ </w:t>
@@ -2102,6 +2632,8 @@
       <w:hyperlink r:id="rId63">
         <w:r>
           <w:rPr>
+            <w:rtl/>
+            <w:cs/>
             <w:lang w:val="ar_AE" w:bidi="ar_AE"/>
           </w:rPr>
           <w:rPr>
@@ -2113,18 +2645,24 @@
       </w:hyperlink>
       <w:r>
         <w:rPr>
+          <w:rtl/>
+          <w:cs/>
           <w:lang w:val="ar_AE" w:bidi="ar_AE"/>
         </w:rPr>
         <w:t xml:space="preserve">). </w:t>
       </w:r>
       <w:r>
         <w:rPr>
+          <w:rtl/>
+          <w:cs/>
           <w:lang w:val="ar_AE" w:bidi="ar_AE"/>
         </w:rPr>
         <w:t>عندما استشعر الرَّسُول بُولُس خَطَرَ هذه الأَكَاذِيبِ، كَتَبَ هذه الفصول الزَّاخِرَةِ بالسُّخْرِيَّةِ والهِجَاءِ، والتَّهَكُمِ، والدِّفاعِ عن النَّفْسِ. في قَلْبِ</w:t>
       </w:r>
       <w:r>
         <w:rPr>
+          <w:rtl/>
+          <w:cs/>
           <w:lang w:val="ar_AE" w:bidi="ar_AE"/>
         </w:rPr>
         <w:t xml:space="preserve"> </w:t>
@@ -2132,6 +2670,8 @@
       <w:hyperlink r:id="rId37">
         <w:r>
           <w:rPr>
+            <w:rtl/>
+            <w:cs/>
             <w:lang w:val="ar_AE" w:bidi="ar_AE"/>
           </w:rPr>
           <w:rPr>
@@ -2143,12 +2683,16 @@
       </w:hyperlink>
       <w:r>
         <w:rPr>
+          <w:rtl/>
+          <w:cs/>
           <w:lang w:val="ar_AE" w:bidi="ar_AE"/>
         </w:rPr>
         <w:t>، يوجد للرَّسُول ما يُعْرَفُ باسْمِ "حَدِيث الغَبِيِّ"</w:t>
       </w:r>
       <w:r>
         <w:rPr>
+          <w:rtl/>
+          <w:cs/>
           <w:lang w:val="ar_AE" w:bidi="ar_AE"/>
         </w:rPr>
         <w:t xml:space="preserve"> (</w:t>
@@ -2156,6 +2700,8 @@
       <w:hyperlink r:id="rId64">
         <w:r>
           <w:rPr>
+            <w:rtl/>
+            <w:cs/>
             <w:lang w:val="ar_AE" w:bidi="ar_AE"/>
           </w:rPr>
           <w:rPr>
@@ -2167,18 +2713,24 @@
       </w:hyperlink>
       <w:r>
         <w:rPr>
+          <w:rtl/>
+          <w:cs/>
           <w:lang w:val="ar_AE" w:bidi="ar_AE"/>
         </w:rPr>
         <w:t xml:space="preserve">)، </w:t>
       </w:r>
       <w:r>
         <w:rPr>
+          <w:rtl/>
+          <w:cs/>
           <w:lang w:val="ar_AE" w:bidi="ar_AE"/>
         </w:rPr>
         <w:t xml:space="preserve">الذي لَجَأَ فيه الرَّسُول إلى التَّبَاهِي بآلامِهِ إذ أَجْبَرَتْهُ الضَّرُورَةُ عَلَى ذلك </w:t>
       </w:r>
       <w:r>
         <w:rPr>
+          <w:rtl/>
+          <w:cs/>
           <w:lang w:val="ar_AE" w:bidi="ar_AE"/>
         </w:rPr>
         <w:t>(</w:t>
@@ -2186,6 +2738,8 @@
       <w:hyperlink r:id="rId65">
         <w:r>
           <w:rPr>
+            <w:rtl/>
+            <w:cs/>
             <w:lang w:val="ar_AE" w:bidi="ar_AE"/>
           </w:rPr>
           <w:rPr>
@@ -2197,6 +2751,8 @@
       </w:hyperlink>
       <w:r>
         <w:rPr>
+          <w:rtl/>
+          <w:cs/>
           <w:lang w:val="ar_AE" w:bidi="ar_AE"/>
         </w:rPr>
         <w:t xml:space="preserve">، </w:t>
@@ -2204,6 +2760,8 @@
       <w:hyperlink r:id="rId66">
         <w:r>
           <w:rPr>
+            <w:rtl/>
+            <w:cs/>
             <w:lang w:val="ar_AE" w:bidi="ar_AE"/>
           </w:rPr>
           <w:rPr>
@@ -2215,6 +2773,8 @@
       </w:hyperlink>
       <w:r>
         <w:rPr>
+          <w:rtl/>
+          <w:cs/>
           <w:lang w:val="ar_AE" w:bidi="ar_AE"/>
         </w:rPr>
         <w:t>).</w:t>
@@ -2226,11 +2786,15 @@
       </w:pPr>
       <w:r>
         <w:rPr>
-          <w:lang w:val="ar_AE" w:bidi="ar_AE"/>
-        </w:rPr>
-      </w:r>
-      <w:r>
-        <w:rPr>
+          <w:rtl/>
+          <w:cs/>
+          <w:lang w:val="ar_AE" w:bidi="ar_AE"/>
+        </w:rPr>
+      </w:r>
+      <w:r>
+        <w:rPr>
+          <w:rtl/>
+          <w:cs/>
           <w:lang w:val="ar_AE" w:bidi="ar_AE"/>
         </w:rPr>
         <w:t xml:space="preserve">لا يمكننا أن نحدِّدَ ما إذا كانَتْ الكلماتُ المحفوظةُ في </w:t>
@@ -2238,6 +2802,8 @@
       <w:hyperlink r:id="rId37">
         <w:r>
           <w:rPr>
+            <w:rtl/>
+            <w:cs/>
             <w:lang w:val="ar_AE" w:bidi="ar_AE"/>
           </w:rPr>
           <w:rPr>
@@ -2249,18 +2815,24 @@
       </w:hyperlink>
       <w:r>
         <w:rPr>
+          <w:rtl/>
+          <w:cs/>
           <w:lang w:val="ar_AE" w:bidi="ar_AE"/>
         </w:rPr>
         <w:t xml:space="preserve"> </w:t>
       </w:r>
       <w:r>
         <w:rPr>
+          <w:rtl/>
+          <w:cs/>
           <w:lang w:val="ar_AE" w:bidi="ar_AE"/>
         </w:rPr>
         <w:t>قد نَجَحَتْ في صَدِّ التَّهْدِيدَاتِ والدِّفَاعِ مَرَّةً أخرى عن المكانَةِ الرَّسُوليَّةِ للرَّسُول بُولُس في كُورِنْثُوس. عَقِبَ هذه الرِّسَالَةِ، قام الرَّسُول على الأرجح بزيارةٍ إلى كُورِنْثُوس</w:t>
       </w:r>
       <w:r>
         <w:rPr>
+          <w:rtl/>
+          <w:cs/>
           <w:lang w:val="ar_AE" w:bidi="ar_AE"/>
         </w:rPr>
         <w:t xml:space="preserve"> (</w:t>
@@ -2268,6 +2840,8 @@
       <w:hyperlink r:id="rId67">
         <w:r>
           <w:rPr>
+            <w:rtl/>
+            <w:cs/>
             <w:lang w:val="ar_AE" w:bidi="ar_AE"/>
           </w:rPr>
           <w:rPr>
@@ -2279,12 +2853,16 @@
       </w:hyperlink>
       <w:r>
         <w:rPr>
+          <w:rtl/>
+          <w:cs/>
           <w:lang w:val="ar_AE" w:bidi="ar_AE"/>
         </w:rPr>
         <w:t xml:space="preserve">) وذلك </w:t>
       </w:r>
       <w:r>
         <w:rPr>
+          <w:rtl/>
+          <w:cs/>
           <w:lang w:val="ar_AE" w:bidi="ar_AE"/>
         </w:rPr>
         <w:t>عندما جاءَ إلى اليونانِ. وفي النِّهايَةِ، أَبْحَرَ إلى أُورُشَليم مع الأَمْوالِ التي تبرَّعَتْ بها الكَنَائِس، بما فيها كَنِيسَة كُورِنْثُوس. وَهَكذا، يمكنُ القَولُ بأن الرِّسَالَةُ الأخيرَةُ للرَّسُول بُولُس هي أكثرُ رَسَائِله فَعَالِيَةً، فقد تَمَكَّنَ الرَّسُول من رِبْحِ مُؤْمِنِي الكَنيسة في كُورِنْثُوس. بعد أربعين سنةً من رِسَالَتي الرَّسُول بُولُس، تتحدَّث رِسَالَةُ</w:t>
@@ -2292,6 +2870,8 @@
       <w:r>
         <w:rPr>
           <w:i/>
+          <w:rtl/>
+          <w:cs/>
           <w:lang w:val="ar_AE" w:bidi="ar_AE"/>
         </w:rPr>
         <w:t xml:space="preserve"> </w:t>
@@ -2299,12 +2879,16 @@
       <w:r>
         <w:rPr>
           <w:b/>
+          <w:rtl/>
+          <w:cs/>
           <w:lang w:val="ar_AE" w:bidi="ar_AE"/>
         </w:rPr>
         <w:t>أَكْلِيمُنْدس</w:t>
       </w:r>
       <w:r>
         <w:rPr>
+          <w:rtl/>
+          <w:cs/>
           <w:lang w:val="ar_AE" w:bidi="ar_AE"/>
         </w:rPr>
         <w:t xml:space="preserve"> </w:t>
@@ -2312,18 +2896,24 @@
       <w:r>
         <w:rPr>
           <w:b/>
+          <w:rtl/>
+          <w:cs/>
           <w:lang w:val="ar_AE" w:bidi="ar_AE"/>
         </w:rPr>
         <w:t>الأُولَى</w:t>
       </w:r>
       <w:r>
         <w:rPr>
+          <w:rtl/>
+          <w:cs/>
           <w:lang w:val="ar_AE" w:bidi="ar_AE"/>
         </w:rPr>
         <w:t xml:space="preserve"> بحرارةٍ عن خدْمَةِ الرَّسُول بُولُس، وهي رِسَالَةٌ كَتَبَها قائِدٌ في كَنِيسَةِ رُوما إلى الكَنِيسَةِ التي في كُورِنْثُوس</w:t>
       </w:r>
       <w:r>
         <w:rPr>
+          <w:rtl/>
+          <w:cs/>
           <w:lang w:val="ar_AE" w:bidi="ar_AE"/>
         </w:rPr>
         <w:t>.</w:t>
@@ -2337,6 +2927,8 @@
       <w:r>
         <w:rPr>
           <w:b/>
+          <w:rtl/>
+          <w:cs/>
           <w:lang w:val="ar_AE" w:bidi="ar_AE"/>
         </w:rPr>
         <w:t>مَضْمُون ومَغْزَى الرِّسَالَةِ</w:t>
@@ -2348,17 +2940,23 @@
       </w:pPr>
       <w:r>
         <w:rPr>
-          <w:lang w:val="ar_AE" w:bidi="ar_AE"/>
-        </w:rPr>
-      </w:r>
-      <w:r>
-        <w:rPr>
+          <w:rtl/>
+          <w:cs/>
+          <w:lang w:val="ar_AE" w:bidi="ar_AE"/>
+        </w:rPr>
+      </w:r>
+      <w:r>
+        <w:rPr>
+          <w:rtl/>
+          <w:cs/>
           <w:lang w:val="ar_AE" w:bidi="ar_AE"/>
         </w:rPr>
         <w:t>الرِّسَالَةُ الثَّانِيَةُ إِلَي أَهْلِ كُورِنْثُوس هي وثيقةٌ إنسانِيَّةٌ للغايةِ تفتحُ نافذةً على الحياةِ الدَّاخليَّةِ للرَّسُول بُولُس. لهذا السَّبَبِ، تُوصَفُ بأنها الرِّسَالَةُ الأكثرُ تعبيرًا عن شَخْصِيَّة الرَّسُول بُولُس</w:t>
       </w:r>
       <w:r>
         <w:rPr>
+          <w:rtl/>
+          <w:cs/>
           <w:lang w:val="ar_AE" w:bidi="ar_AE"/>
         </w:rPr>
         <w:t>.</w:t>
@@ -2373,24 +2971,32 @@
       </w:pPr>
       <w:r>
         <w:rPr>
+          <w:rtl/>
+          <w:cs/>
           <w:lang w:val="ar_AE" w:bidi="ar_AE"/>
         </w:rPr>
       </w:r>
       <w:r>
         <w:rPr>
           <w:b/>
+          <w:rtl/>
+          <w:cs/>
           <w:lang w:val="ar_AE" w:bidi="ar_AE"/>
         </w:rPr>
         <w:t>التوصيفُ الوظيفيُّ للخادِمِ:</w:t>
       </w:r>
       <w:r>
         <w:rPr>
+          <w:rtl/>
+          <w:cs/>
           <w:lang w:val="ar_AE" w:bidi="ar_AE"/>
         </w:rPr>
         <w:t xml:space="preserve"> النِّصْفُ الأَوَّل من الرِّسَالَةِ</w:t>
       </w:r>
       <w:r>
         <w:rPr>
+          <w:rtl/>
+          <w:cs/>
           <w:lang w:val="ar_AE" w:bidi="ar_AE"/>
         </w:rPr>
         <w:t xml:space="preserve"> (</w:t>
@@ -2398,6 +3004,8 @@
       <w:hyperlink r:id="rId68">
         <w:r>
           <w:rPr>
+            <w:rtl/>
+            <w:cs/>
             <w:lang w:val="ar_AE" w:bidi="ar_AE"/>
           </w:rPr>
           <w:rPr>
@@ -2409,18 +3017,24 @@
       </w:hyperlink>
       <w:r>
         <w:rPr>
+          <w:rtl/>
+          <w:cs/>
           <w:lang w:val="ar_AE" w:bidi="ar_AE"/>
         </w:rPr>
         <w:t xml:space="preserve">) </w:t>
       </w:r>
       <w:r>
         <w:rPr>
+          <w:rtl/>
+          <w:cs/>
           <w:lang w:val="ar_AE" w:bidi="ar_AE"/>
         </w:rPr>
         <w:t>يَشْرَحُ ويَصِفُ مسؤوليات وامتيازات القَائِدِ. رِسَالَةُ الإنجيل جديدةٌ</w:t>
       </w:r>
       <w:r>
         <w:rPr>
+          <w:rtl/>
+          <w:cs/>
           <w:lang w:val="ar_AE" w:bidi="ar_AE"/>
         </w:rPr>
         <w:t xml:space="preserve"> (</w:t>
@@ -2428,6 +3042,8 @@
       <w:hyperlink r:id="rId30">
         <w:r>
           <w:rPr>
+            <w:rtl/>
+            <w:cs/>
             <w:lang w:val="ar_AE" w:bidi="ar_AE"/>
           </w:rPr>
           <w:rPr>
@@ -2439,18 +3055,24 @@
       </w:hyperlink>
       <w:r>
         <w:rPr>
+          <w:rtl/>
+          <w:cs/>
           <w:lang w:val="ar_AE" w:bidi="ar_AE"/>
         </w:rPr>
         <w:t xml:space="preserve">) </w:t>
       </w:r>
       <w:r>
         <w:rPr>
+          <w:rtl/>
+          <w:cs/>
           <w:lang w:val="ar_AE" w:bidi="ar_AE"/>
         </w:rPr>
         <w:t>ولا بُدَّ من البرهَنَةِ على مصداقيتها بأسلوبِ حياةِ من يجاهرون بها. يأتي الإنجيلُ إلى النَّاس بِرِسَالَةِ المُصَالَحَةِ</w:t>
       </w:r>
       <w:r>
         <w:rPr>
+          <w:rtl/>
+          <w:cs/>
           <w:lang w:val="ar_AE" w:bidi="ar_AE"/>
         </w:rPr>
         <w:t xml:space="preserve"> (</w:t>
@@ -2458,6 +3080,8 @@
       <w:hyperlink r:id="rId32">
         <w:r>
           <w:rPr>
+            <w:rtl/>
+            <w:cs/>
             <w:lang w:val="ar_AE" w:bidi="ar_AE"/>
           </w:rPr>
           <w:rPr>
@@ -2469,6 +3093,8 @@
       </w:hyperlink>
       <w:r>
         <w:rPr>
+          <w:rtl/>
+          <w:cs/>
           <w:lang w:val="ar_AE" w:bidi="ar_AE"/>
         </w:rPr>
         <w:t>).</w:t>
@@ -2483,24 +3109,32 @@
       </w:pPr>
       <w:r>
         <w:rPr>
+          <w:rtl/>
+          <w:cs/>
           <w:lang w:val="ar_AE" w:bidi="ar_AE"/>
         </w:rPr>
       </w:r>
       <w:r>
         <w:rPr>
           <w:b/>
+          <w:rtl/>
+          <w:cs/>
           <w:lang w:val="ar_AE" w:bidi="ar_AE"/>
         </w:rPr>
         <w:t>جوهر الإنجيل:</w:t>
       </w:r>
       <w:r>
         <w:rPr>
+          <w:rtl/>
+          <w:cs/>
           <w:lang w:val="ar_AE" w:bidi="ar_AE"/>
         </w:rPr>
         <w:t xml:space="preserve"> يحتوى</w:t>
       </w:r>
       <w:r>
         <w:rPr>
+          <w:rtl/>
+          <w:cs/>
           <w:lang w:val="ar_AE" w:bidi="ar_AE"/>
         </w:rPr>
         <w:t xml:space="preserve"> </w:t>
@@ -2508,6 +3142,8 @@
       <w:hyperlink r:id="rId32">
         <w:r>
           <w:rPr>
+            <w:rtl/>
+            <w:cs/>
             <w:lang w:val="ar_AE" w:bidi="ar_AE"/>
           </w:rPr>
           <w:rPr>
@@ -2519,18 +3155,24 @@
       </w:hyperlink>
       <w:r>
         <w:rPr>
+          <w:rtl/>
+          <w:cs/>
           <w:lang w:val="ar_AE" w:bidi="ar_AE"/>
         </w:rPr>
         <w:t xml:space="preserve"> </w:t>
       </w:r>
       <w:r>
         <w:rPr>
+          <w:rtl/>
+          <w:cs/>
           <w:lang w:val="ar_AE" w:bidi="ar_AE"/>
         </w:rPr>
         <w:t>على شرْحٍ من أكمل الشروحات لِرِسَالَةِ الإنجيل المركزيَّةِ عند الرَّسُول بُولُس</w:t>
       </w:r>
       <w:r>
         <w:rPr>
+          <w:rtl/>
+          <w:cs/>
           <w:lang w:val="ar_AE" w:bidi="ar_AE"/>
         </w:rPr>
         <w:t xml:space="preserve"> (</w:t>
@@ -2538,6 +3180,8 @@
       <w:hyperlink r:id="rId69">
         <w:r>
           <w:rPr>
+            <w:rtl/>
+            <w:cs/>
             <w:lang w:val="ar_AE" w:bidi="ar_AE"/>
           </w:rPr>
           <w:rPr>
@@ -2549,18 +3193,24 @@
       </w:hyperlink>
       <w:r>
         <w:rPr>
+          <w:rtl/>
+          <w:cs/>
           <w:lang w:val="ar_AE" w:bidi="ar_AE"/>
         </w:rPr>
         <w:t xml:space="preserve">). </w:t>
       </w:r>
       <w:r>
         <w:rPr>
+          <w:rtl/>
+          <w:cs/>
           <w:lang w:val="ar_AE" w:bidi="ar_AE"/>
         </w:rPr>
         <w:t>أَخْبَرَ الرَّسُول بالفعلِ مؤمِنِي الكَنِيسَةِ في كُورِنْثُوس بأنه قد جاءهم مُبَشِّرًا بِيَسُوع المَسِيح مَصْلُوبًا</w:t>
       </w:r>
       <w:r>
         <w:rPr>
+          <w:rtl/>
+          <w:cs/>
           <w:lang w:val="ar_AE" w:bidi="ar_AE"/>
         </w:rPr>
         <w:t xml:space="preserve"> (</w:t>
@@ -2568,6 +3218,8 @@
       <w:hyperlink r:id="rId70">
         <w:r>
           <w:rPr>
+            <w:rtl/>
+            <w:cs/>
             <w:lang w:val="ar_AE" w:bidi="ar_AE"/>
           </w:rPr>
           <w:rPr>
@@ -2579,18 +3231,24 @@
       </w:hyperlink>
       <w:r>
         <w:rPr>
+          <w:rtl/>
+          <w:cs/>
           <w:lang w:val="ar_AE" w:bidi="ar_AE"/>
         </w:rPr>
         <w:t xml:space="preserve">). </w:t>
       </w:r>
       <w:r>
         <w:rPr>
+          <w:rtl/>
+          <w:cs/>
           <w:lang w:val="ar_AE" w:bidi="ar_AE"/>
         </w:rPr>
         <w:t>والآن، يوضِّح لهم كيف ينبغي تطبيقُ هذه الرِّسَالَةِ في ضَوءِ الوضْعِ الحَالِي: الناس في عداوةٍ مع الله بسببِ الخطيَّةِ، لكن تجاوُبًا مع الاحتياجِ البشري، بَادَرَ الله بالتَّصَرُّف. لقد تَعامَلَ الله في المَسِيحِ مع مشكلةِ الخطيَّة والاغترابِ عنه بواسطة تَجَسُّدِ المسيح، إذ حَمَلَ المسيح خطايانا على عاتقه في الصَّلِيبِ. عن طَرِيقِ المَسِيح، يستَرِدُّنا الله إلى عَلاقَةِ السَّلام معه، والقُبُول لديه. ويناشِدُنا صوتُ الإنجيلِ أن نَتَصَالَحَ مع الله</w:t>
       </w:r>
       <w:r>
         <w:rPr>
+          <w:rtl/>
+          <w:cs/>
           <w:lang w:val="ar_AE" w:bidi="ar_AE"/>
         </w:rPr>
         <w:t xml:space="preserve"> (</w:t>
@@ -2598,6 +3256,8 @@
       <w:hyperlink r:id="rId71">
         <w:r>
           <w:rPr>
+            <w:rtl/>
+            <w:cs/>
             <w:lang w:val="ar_AE" w:bidi="ar_AE"/>
           </w:rPr>
           <w:rPr>
@@ -2609,18 +3269,24 @@
       </w:hyperlink>
       <w:r>
         <w:rPr>
+          <w:rtl/>
+          <w:cs/>
           <w:lang w:val="ar_AE" w:bidi="ar_AE"/>
         </w:rPr>
         <w:t xml:space="preserve">) </w:t>
       </w:r>
       <w:r>
         <w:rPr>
+          <w:rtl/>
+          <w:cs/>
           <w:lang w:val="ar_AE" w:bidi="ar_AE"/>
         </w:rPr>
         <w:t>وأن نَتَمَسَّك بالمصَالَحَةِ معه. وينبغي أن نَتَمَسَّك بهذه العَلاقَةِ في كلِّ أيام حياتنا، الأمر الذي يعنِي الولاءَ للإنجيل كما أعلنه الرَّسُول بُولُس، والانفصالِ عن الشُّرور الأخلاقية كتلك الشرورِ التي اجتاحَتْ مَدِينَةَ كُورِنْثُوس</w:t>
       </w:r>
       <w:r>
         <w:rPr>
+          <w:rtl/>
+          <w:cs/>
           <w:lang w:val="ar_AE" w:bidi="ar_AE"/>
         </w:rPr>
         <w:t>.</w:t>
@@ -2635,24 +3301,32 @@
       </w:pPr>
       <w:r>
         <w:rPr>
+          <w:rtl/>
+          <w:cs/>
           <w:lang w:val="ar_AE" w:bidi="ar_AE"/>
         </w:rPr>
       </w:r>
       <w:r>
         <w:rPr>
           <w:b/>
+          <w:rtl/>
+          <w:cs/>
           <w:lang w:val="ar_AE" w:bidi="ar_AE"/>
         </w:rPr>
         <w:t xml:space="preserve">الدَّعْوَةُ إلى حياةِ القَدَاسَةِ: </w:t>
       </w:r>
       <w:r>
         <w:rPr>
+          <w:rtl/>
+          <w:cs/>
           <w:lang w:val="ar_AE" w:bidi="ar_AE"/>
         </w:rPr>
         <w:t>ما يجري عَبْر هذه الرِّسَالَةِ هو دعواتٌ لحياةٍ القَدَاسَةِ. الصُّورتان السائدتان في الرَّسَالَةِ هما عن الكَنِيسَةِ بوصْفِها هيكلاً</w:t>
       </w:r>
       <w:r>
         <w:rPr>
+          <w:rtl/>
+          <w:cs/>
           <w:lang w:val="ar_AE" w:bidi="ar_AE"/>
         </w:rPr>
         <w:t xml:space="preserve"> (</w:t>
@@ -2660,6 +3334,8 @@
       <w:hyperlink r:id="rId38">
         <w:r>
           <w:rPr>
+            <w:rtl/>
+            <w:cs/>
             <w:lang w:val="ar_AE" w:bidi="ar_AE"/>
           </w:rPr>
           <w:rPr>
@@ -2671,18 +3347,24 @@
       </w:hyperlink>
       <w:r>
         <w:rPr>
+          <w:rtl/>
+          <w:cs/>
           <w:lang w:val="ar_AE" w:bidi="ar_AE"/>
         </w:rPr>
         <w:t xml:space="preserve">) </w:t>
       </w:r>
       <w:r>
         <w:rPr>
+          <w:rtl/>
+          <w:cs/>
           <w:lang w:val="ar_AE" w:bidi="ar_AE"/>
         </w:rPr>
         <w:t xml:space="preserve">وَعَرُوسًا </w:t>
       </w:r>
       <w:r>
         <w:rPr>
+          <w:rtl/>
+          <w:cs/>
           <w:lang w:val="ar_AE" w:bidi="ar_AE"/>
         </w:rPr>
         <w:t>(</w:t>
@@ -2690,6 +3372,8 @@
       <w:hyperlink r:id="rId72">
         <w:r>
           <w:rPr>
+            <w:rtl/>
+            <w:cs/>
             <w:lang w:val="ar_AE" w:bidi="ar_AE"/>
           </w:rPr>
           <w:rPr>
@@ -2701,18 +3385,24 @@
       </w:hyperlink>
       <w:r>
         <w:rPr>
+          <w:rtl/>
+          <w:cs/>
           <w:lang w:val="ar_AE" w:bidi="ar_AE"/>
         </w:rPr>
         <w:t xml:space="preserve">). </w:t>
       </w:r>
       <w:r>
         <w:rPr>
+          <w:rtl/>
+          <w:cs/>
           <w:lang w:val="ar_AE" w:bidi="ar_AE"/>
         </w:rPr>
         <w:t>وتتحدَّثُ كلتا الصُّورَتَيْن عن الطَّهَارَةِ والتَّكْرِيس. الهيكلُ هو المكانُ المقدَّسُ لِعبادَةِ الله، ولذلك ينبغي أن يكونَ شعب الله مُكَرَّسًا لهذه المَهَمَّةِ. كما ينبغي على العَرُوسِ أن تكونَ أَمِينَةً مع زوجها</w:t>
       </w:r>
       <w:r>
         <w:rPr>
+          <w:rtl/>
+          <w:cs/>
           <w:lang w:val="ar_AE" w:bidi="ar_AE"/>
         </w:rPr>
         <w:t>.</w:t>
@@ -2727,24 +3417,32 @@
       </w:pPr>
       <w:r>
         <w:rPr>
+          <w:rtl/>
+          <w:cs/>
           <w:lang w:val="ar_AE" w:bidi="ar_AE"/>
         </w:rPr>
       </w:r>
       <w:r>
         <w:rPr>
           <w:b/>
+          <w:rtl/>
+          <w:cs/>
           <w:lang w:val="ar_AE" w:bidi="ar_AE"/>
         </w:rPr>
         <w:t>الحاجَةُ إلى عطاءٍ سَخِيٍّ</w:t>
       </w:r>
       <w:r>
         <w:rPr>
+          <w:rtl/>
+          <w:cs/>
           <w:lang w:val="ar_AE" w:bidi="ar_AE"/>
         </w:rPr>
         <w:t>: يُخصص الرَّسُول بُولُس لهذه الفكرَةِ وَحْدَها فَصْلَيْن طويلَيْن</w:t>
       </w:r>
       <w:r>
         <w:rPr>
+          <w:rtl/>
+          <w:cs/>
           <w:lang w:val="ar_AE" w:bidi="ar_AE"/>
         </w:rPr>
         <w:t xml:space="preserve"> (</w:t>
@@ -2752,6 +3450,8 @@
       <w:hyperlink r:id="rId36">
         <w:r>
           <w:rPr>
+            <w:rtl/>
+            <w:cs/>
             <w:lang w:val="ar_AE" w:bidi="ar_AE"/>
           </w:rPr>
           <w:rPr>
@@ -2763,18 +3463,24 @@
       </w:hyperlink>
       <w:r>
         <w:rPr>
+          <w:rtl/>
+          <w:cs/>
           <w:lang w:val="ar_AE" w:bidi="ar_AE"/>
         </w:rPr>
         <w:t xml:space="preserve">) </w:t>
       </w:r>
       <w:r>
         <w:rPr>
+          <w:rtl/>
+          <w:cs/>
           <w:lang w:val="ar_AE" w:bidi="ar_AE"/>
         </w:rPr>
         <w:t>من الضَّروري على مُؤمِنِي كُورِنْثُوس، المنخرطين في الصِّراعاتِ، مراعاة احتياجاتِ الآخرين، وخاصة المؤمنين من أصولٍ يهوديَّة المضروبين بالفَقْرِ في أُورُشَليم. إن الرَّبَّ يَسُوع المَسِيح المتجسِّد هو مثالُنا الأسمى في العَطَاءِ البَاذِلِ</w:t>
       </w:r>
       <w:r>
         <w:rPr>
+          <w:rtl/>
+          <w:cs/>
           <w:lang w:val="ar_AE" w:bidi="ar_AE"/>
         </w:rPr>
         <w:t xml:space="preserve"> (</w:t>
@@ -2782,6 +3488,8 @@
       <w:hyperlink r:id="rId73">
         <w:r>
           <w:rPr>
+            <w:rtl/>
+            <w:cs/>
             <w:lang w:val="ar_AE" w:bidi="ar_AE"/>
           </w:rPr>
           <w:rPr>
@@ -2793,6 +3501,8 @@
       </w:hyperlink>
       <w:r>
         <w:rPr>
+          <w:rtl/>
+          <w:cs/>
           <w:lang w:val="ar_AE" w:bidi="ar_AE"/>
         </w:rPr>
         <w:t>).</w:t>
@@ -2804,28 +3514,38 @@
       </w:pPr>
       <w:r>
         <w:rPr>
-          <w:lang w:val="ar_AE" w:bidi="ar_AE"/>
-        </w:rPr>
-      </w:r>
-      <w:r>
-        <w:rPr>
+          <w:rtl/>
+          <w:cs/>
+          <w:lang w:val="ar_AE" w:bidi="ar_AE"/>
+        </w:rPr>
+      </w:r>
+      <w:r>
+        <w:rPr>
+          <w:rtl/>
+          <w:cs/>
           <w:lang w:val="ar_AE" w:bidi="ar_AE"/>
         </w:rPr>
         <w:t>ما كان معرَّضًا للْخَطَرِ في كَنِيسَةِ كُورِنْثُوس هو جَوهَرُ الإنجيلِ المُعَبَّرُ عنه بالصَّلِيبِ. بالنسْبَةِ إلى مُؤمِنِي الكَنِيسَةِ في كُورِنْثُوس، فإن اختبارَ بُولُس للألمِ والضَّعْفِ كرَسُولٍ بدا متناقضًا مع سُلْطانِهِ الرَّسُوليِّ. ومع ذلك، فإن جَوهَرَ الإنجيلِ في حقيقة الأمر بالنسبةِ إلى الناسِ هو أن يَقْبَلُوا آلامَ شخصٍ آخر (المَسِيحِ) تألَّمَ من أجلِهِم. ولا يزالُ هذا الأَمْرُ مرتبطًا بالقيادَةِ الكَنَسِيَّةِ والحياةِ اليوميَّةِ بين المسيحيين اليوم</w:t>
       </w:r>
       <w:r>
         <w:rPr>
+          <w:rtl/>
+          <w:cs/>
           <w:lang w:val="ar_AE" w:bidi="ar_AE"/>
         </w:rPr>
         <w:t>.</w:t>
       </w:r>
       <w:r>
         <w:rPr>
-          <w:lang w:val="ar_AE" w:bidi="ar_AE"/>
-        </w:rPr>
-      </w:r>
-      <w:r>
-        <w:rPr>
+          <w:rtl/>
+          <w:cs/>
+          <w:lang w:val="ar_AE" w:bidi="ar_AE"/>
+        </w:rPr>
+      </w:r>
+      <w:r>
+        <w:rPr>
+          <w:rtl/>
+          <w:cs/>
           <w:lang w:val="ar_AE" w:bidi="ar_AE"/>
         </w:rPr>
       </w:r>

--- a/arb/docx/47.content.docx
+++ b/arb/docx/47.content.docx
@@ -360,20 +360,14 @@
         </w:rPr>
         <w:t xml:space="preserve"> </w:t>
       </w:r>
-      <w:hyperlink r:id="rId13">
-        <w:r>
-          <w:rPr>
-            <w:rtl/>
-            <w:cs/>
-            <w:lang w:val="ar_AE" w:bidi="ar_AE"/>
-          </w:rPr>
-          <w:rPr>
-            <w:color w:val="0000EE"/>
-            <w:u w:val="single"/>
-          </w:rPr>
-          <w:t>أَعْمَال الرُّسُل 18:1–20</w:t>
-        </w:r>
-      </w:hyperlink>
+      <w:r>
+        <w:rPr>
+          <w:rtl/>
+          <w:cs/>
+          <w:lang w:val="ar_AE" w:bidi="ar_AE"/>
+        </w:rPr>
+        <w:t>أَعْمَال الرُّسُل 18:1–20</w:t>
+      </w:r>
       <w:r>
         <w:rPr>
           <w:rtl/>
@@ -446,20 +440,14 @@
         </w:rPr>
         <w:t xml:space="preserve"> </w:t>
       </w:r>
-      <w:hyperlink r:id="rId14">
-        <w:r>
-          <w:rPr>
-            <w:rtl/>
-            <w:cs/>
-            <w:lang w:val="ar_AE" w:bidi="ar_AE"/>
-          </w:rPr>
-          <w:rPr>
-            <w:color w:val="0000EE"/>
-            <w:u w:val="single"/>
-          </w:rPr>
-          <w:t>2 كُورِنْثُوس 4:7</w:t>
-        </w:r>
-      </w:hyperlink>
+      <w:r>
+        <w:rPr>
+          <w:rtl/>
+          <w:cs/>
+          <w:lang w:val="ar_AE" w:bidi="ar_AE"/>
+        </w:rPr>
+        <w:t>2 كُورِنْثُوس 4:7</w:t>
+      </w:r>
       <w:r>
         <w:rPr>
           <w:rtl/>
@@ -484,20 +472,14 @@
         </w:rPr>
         <w:t xml:space="preserve"> </w:t>
       </w:r>
-      <w:hyperlink r:id="rId15">
-        <w:r>
-          <w:rPr>
-            <w:rtl/>
-            <w:cs/>
-            <w:lang w:val="ar_AE" w:bidi="ar_AE"/>
-          </w:rPr>
-          <w:rPr>
-            <w:color w:val="0000EE"/>
-            <w:u w:val="single"/>
-          </w:rPr>
-          <w:t>9:6–10</w:t>
-        </w:r>
-      </w:hyperlink>
+      <w:r>
+        <w:rPr>
+          <w:rtl/>
+          <w:cs/>
+          <w:lang w:val="ar_AE" w:bidi="ar_AE"/>
+        </w:rPr>
+        <w:t>9:6–10</w:t>
+      </w:r>
       <w:r>
         <w:rPr>
           <w:rtl/>
@@ -506,20 +488,14 @@
         </w:rPr>
         <w:t xml:space="preserve">؛ </w:t>
       </w:r>
-      <w:hyperlink r:id="rId16">
-        <w:r>
-          <w:rPr>
-            <w:rtl/>
-            <w:cs/>
-            <w:lang w:val="ar_AE" w:bidi="ar_AE"/>
-          </w:rPr>
-          <w:rPr>
-            <w:color w:val="0000EE"/>
-            <w:u w:val="single"/>
-          </w:rPr>
-          <w:t>1 كُورِنْثُوس 3:6–9</w:t>
-        </w:r>
-      </w:hyperlink>
+      <w:r>
+        <w:rPr>
+          <w:rtl/>
+          <w:cs/>
+          <w:lang w:val="ar_AE" w:bidi="ar_AE"/>
+        </w:rPr>
+        <w:t>1 كُورِنْثُوس 3:6–9</w:t>
+      </w:r>
       <w:r>
         <w:rPr>
           <w:rtl/>
@@ -528,20 +504,14 @@
         </w:rPr>
         <w:t xml:space="preserve">؛ </w:t>
       </w:r>
-      <w:hyperlink r:id="rId17">
-        <w:r>
-          <w:rPr>
-            <w:rtl/>
-            <w:cs/>
-            <w:lang w:val="ar_AE" w:bidi="ar_AE"/>
-          </w:rPr>
-          <w:rPr>
-            <w:color w:val="0000EE"/>
-            <w:u w:val="single"/>
-          </w:rPr>
-          <w:t>9:7</w:t>
-        </w:r>
-      </w:hyperlink>
+      <w:r>
+        <w:rPr>
+          <w:rtl/>
+          <w:cs/>
+          <w:lang w:val="ar_AE" w:bidi="ar_AE"/>
+        </w:rPr>
+        <w:t>9:7</w:t>
+      </w:r>
       <w:r>
         <w:rPr>
           <w:rtl/>
@@ -550,20 +520,14 @@
         </w:rPr>
         <w:t xml:space="preserve">، </w:t>
       </w:r>
-      <w:hyperlink r:id="rId18">
-        <w:r>
-          <w:rPr>
-            <w:rtl/>
-            <w:cs/>
-            <w:lang w:val="ar_AE" w:bidi="ar_AE"/>
-          </w:rPr>
-          <w:rPr>
-            <w:color w:val="0000EE"/>
-            <w:u w:val="single"/>
-          </w:rPr>
-          <w:t>10</w:t>
-        </w:r>
-      </w:hyperlink>
+      <w:r>
+        <w:rPr>
+          <w:rtl/>
+          <w:cs/>
+          <w:lang w:val="ar_AE" w:bidi="ar_AE"/>
+        </w:rPr>
+        <w:t>10</w:t>
+      </w:r>
       <w:r>
         <w:rPr>
           <w:rtl/>
@@ -616,20 +580,14 @@
         </w:rPr>
         <w:t xml:space="preserve"> </w:t>
       </w:r>
-      <w:hyperlink r:id="rId19">
-        <w:r>
-          <w:rPr>
-            <w:rtl/>
-            <w:cs/>
-            <w:lang w:val="ar_AE" w:bidi="ar_AE"/>
-          </w:rPr>
-          <w:rPr>
-            <w:color w:val="0000EE"/>
-            <w:u w:val="single"/>
-          </w:rPr>
-          <w:t>رُومِيَة 1:18–32</w:t>
-        </w:r>
-      </w:hyperlink>
+      <w:r>
+        <w:rPr>
+          <w:rtl/>
+          <w:cs/>
+          <w:lang w:val="ar_AE" w:bidi="ar_AE"/>
+        </w:rPr>
+        <w:t>رُومِيَة 1:18–32</w:t>
+      </w:r>
       <w:r>
         <w:rPr>
           <w:rtl/>
@@ -670,20 +628,14 @@
         </w:rPr>
         <w:t xml:space="preserve">؛ قارن </w:t>
       </w:r>
-      <w:hyperlink r:id="rId20">
-        <w:r>
-          <w:rPr>
-            <w:rtl/>
-            <w:cs/>
-            <w:lang w:val="ar_AE" w:bidi="ar_AE"/>
-          </w:rPr>
-          <w:rPr>
-            <w:color w:val="0000EE"/>
-            <w:u w:val="single"/>
-          </w:rPr>
-          <w:t>أَعْمَال الرُّسُل 20:2–3</w:t>
-        </w:r>
-      </w:hyperlink>
+      <w:r>
+        <w:rPr>
+          <w:rtl/>
+          <w:cs/>
+          <w:lang w:val="ar_AE" w:bidi="ar_AE"/>
+        </w:rPr>
+        <w:t>أَعْمَال الرُّسُل 20:2–3</w:t>
+      </w:r>
       <w:r>
         <w:rPr>
           <w:rtl/>
@@ -708,20 +660,14 @@
         </w:rPr>
         <w:t xml:space="preserve"> </w:t>
       </w:r>
-      <w:hyperlink r:id="rId21">
-        <w:r>
-          <w:rPr>
-            <w:rtl/>
-            <w:cs/>
-            <w:lang w:val="ar_AE" w:bidi="ar_AE"/>
-          </w:rPr>
-          <w:rPr>
-            <w:color w:val="0000EE"/>
-            <w:u w:val="single"/>
-          </w:rPr>
-          <w:t>2 كُورِنْثُوس 6:14–17</w:t>
-        </w:r>
-      </w:hyperlink>
+      <w:r>
+        <w:rPr>
+          <w:rtl/>
+          <w:cs/>
+          <w:lang w:val="ar_AE" w:bidi="ar_AE"/>
+        </w:rPr>
+        <w:t>2 كُورِنْثُوس 6:14–17</w:t>
+      </w:r>
       <w:r>
         <w:rPr>
           <w:rtl/>
@@ -730,20 +676,14 @@
         </w:rPr>
         <w:t xml:space="preserve">؛ </w:t>
       </w:r>
-      <w:hyperlink r:id="rId22">
-        <w:r>
-          <w:rPr>
-            <w:rtl/>
-            <w:cs/>
-            <w:lang w:val="ar_AE" w:bidi="ar_AE"/>
-          </w:rPr>
-          <w:rPr>
-            <w:color w:val="0000EE"/>
-            <w:u w:val="single"/>
-          </w:rPr>
-          <w:t>12:19–21</w:t>
-        </w:r>
-      </w:hyperlink>
+      <w:r>
+        <w:rPr>
+          <w:rtl/>
+          <w:cs/>
+          <w:lang w:val="ar_AE" w:bidi="ar_AE"/>
+        </w:rPr>
+        <w:t>12:19–21</w:t>
+      </w:r>
       <w:r>
         <w:rPr>
           <w:rtl/>
@@ -780,20 +720,14 @@
         </w:rPr>
         <w:t xml:space="preserve"> (</w:t>
       </w:r>
-      <w:hyperlink r:id="rId23">
-        <w:r>
-          <w:rPr>
-            <w:rtl/>
-            <w:cs/>
-            <w:lang w:val="ar_AE" w:bidi="ar_AE"/>
-          </w:rPr>
-          <w:rPr>
-            <w:color w:val="0000EE"/>
-            <w:u w:val="single"/>
-          </w:rPr>
-          <w:t>6:13</w:t>
-        </w:r>
-      </w:hyperlink>
+      <w:r>
+        <w:rPr>
+          <w:rtl/>
+          <w:cs/>
+          <w:lang w:val="ar_AE" w:bidi="ar_AE"/>
+        </w:rPr>
+        <w:t>6:13</w:t>
+      </w:r>
       <w:r>
         <w:rPr>
           <w:rtl/>
@@ -802,20 +736,14 @@
         </w:rPr>
         <w:t xml:space="preserve">؛ </w:t>
       </w:r>
-      <w:hyperlink r:id="rId24">
-        <w:r>
-          <w:rPr>
-            <w:rtl/>
-            <w:cs/>
-            <w:lang w:val="ar_AE" w:bidi="ar_AE"/>
-          </w:rPr>
-          <w:rPr>
-            <w:color w:val="0000EE"/>
-            <w:u w:val="single"/>
-          </w:rPr>
-          <w:t>12:14</w:t>
-        </w:r>
-      </w:hyperlink>
+      <w:r>
+        <w:rPr>
+          <w:rtl/>
+          <w:cs/>
+          <w:lang w:val="ar_AE" w:bidi="ar_AE"/>
+        </w:rPr>
+        <w:t>12:14</w:t>
+      </w:r>
       <w:r>
         <w:rPr>
           <w:rtl/>
@@ -824,20 +752,14 @@
         </w:rPr>
         <w:t xml:space="preserve">؛ </w:t>
       </w:r>
-      <w:hyperlink r:id="rId25">
-        <w:r>
-          <w:rPr>
-            <w:rtl/>
-            <w:cs/>
-            <w:lang w:val="ar_AE" w:bidi="ar_AE"/>
-          </w:rPr>
-          <w:rPr>
-            <w:color w:val="0000EE"/>
-            <w:u w:val="single"/>
-          </w:rPr>
-          <w:t>1 كُورِنْثُوس 4:15</w:t>
-        </w:r>
-      </w:hyperlink>
+      <w:r>
+        <w:rPr>
+          <w:rtl/>
+          <w:cs/>
+          <w:lang w:val="ar_AE" w:bidi="ar_AE"/>
+        </w:rPr>
+        <w:t>1 كُورِنْثُوس 4:15</w:t>
+      </w:r>
       <w:r>
         <w:rPr>
           <w:rtl/>
@@ -862,20 +784,14 @@
         </w:rPr>
         <w:t xml:space="preserve"> </w:t>
       </w:r>
-      <w:hyperlink r:id="rId26">
-        <w:r>
-          <w:rPr>
-            <w:rtl/>
-            <w:cs/>
-            <w:lang w:val="ar_AE" w:bidi="ar_AE"/>
-          </w:rPr>
-          <w:rPr>
-            <w:color w:val="0000EE"/>
-            <w:u w:val="single"/>
-          </w:rPr>
-          <w:t>2 كُورِنْثُوس 11:23–28</w:t>
-        </w:r>
-      </w:hyperlink>
+      <w:r>
+        <w:rPr>
+          <w:rtl/>
+          <w:cs/>
+          <w:lang w:val="ar_AE" w:bidi="ar_AE"/>
+        </w:rPr>
+        <w:t>2 كُورِنْثُوس 11:23–28</w:t>
+      </w:r>
       <w:r>
         <w:rPr>
           <w:rtl/>
@@ -974,20 +890,14 @@
         </w:rPr>
         <w:t xml:space="preserve"> (</w:t>
       </w:r>
-      <w:hyperlink r:id="rId27">
-        <w:r>
-          <w:rPr>
-            <w:rtl/>
-            <w:cs/>
-            <w:lang w:val="ar_AE" w:bidi="ar_AE"/>
-          </w:rPr>
-          <w:rPr>
-            <w:color w:val="0000EE"/>
-            <w:u w:val="single"/>
-          </w:rPr>
-          <w:t>1–6</w:t>
-        </w:r>
-      </w:hyperlink>
+      <w:r>
+        <w:rPr>
+          <w:rtl/>
+          <w:cs/>
+          <w:lang w:val="ar_AE" w:bidi="ar_AE"/>
+        </w:rPr>
+        <w:t>1–6</w:t>
+      </w:r>
       <w:r>
         <w:rPr>
           <w:rtl/>
@@ -1012,20 +922,14 @@
         </w:rPr>
         <w:t xml:space="preserve"> (</w:t>
       </w:r>
-      <w:hyperlink r:id="rId28">
-        <w:r>
-          <w:rPr>
-            <w:rtl/>
-            <w:cs/>
-            <w:lang w:val="ar_AE" w:bidi="ar_AE"/>
-          </w:rPr>
-          <w:rPr>
-            <w:color w:val="0000EE"/>
-            <w:u w:val="single"/>
-          </w:rPr>
-          <w:t>1:1–24</w:t>
-        </w:r>
-      </w:hyperlink>
+      <w:r>
+        <w:rPr>
+          <w:rtl/>
+          <w:cs/>
+          <w:lang w:val="ar_AE" w:bidi="ar_AE"/>
+        </w:rPr>
+        <w:t>1:1–24</w:t>
+      </w:r>
       <w:r>
         <w:rPr>
           <w:rtl/>
@@ -1050,20 +954,14 @@
         </w:rPr>
         <w:t xml:space="preserve"> (</w:t>
       </w:r>
-      <w:hyperlink r:id="rId29">
-        <w:r>
-          <w:rPr>
-            <w:rtl/>
-            <w:cs/>
-            <w:lang w:val="ar_AE" w:bidi="ar_AE"/>
-          </w:rPr>
-          <w:rPr>
-            <w:color w:val="0000EE"/>
-            <w:u w:val="single"/>
-          </w:rPr>
-          <w:t>2:1–17</w:t>
-        </w:r>
-      </w:hyperlink>
+      <w:r>
+        <w:rPr>
+          <w:rtl/>
+          <w:cs/>
+          <w:lang w:val="ar_AE" w:bidi="ar_AE"/>
+        </w:rPr>
+        <w:t>2:1–17</w:t>
+      </w:r>
       <w:r>
         <w:rPr>
           <w:rtl/>
@@ -1088,20 +986,14 @@
         </w:rPr>
         <w:t xml:space="preserve"> (</w:t>
       </w:r>
-      <w:hyperlink r:id="rId30">
-        <w:r>
-          <w:rPr>
-            <w:rtl/>
-            <w:cs/>
-            <w:lang w:val="ar_AE" w:bidi="ar_AE"/>
-          </w:rPr>
-          <w:rPr>
-            <w:color w:val="0000EE"/>
-            <w:u w:val="single"/>
-          </w:rPr>
-          <w:t>3:1–18</w:t>
-        </w:r>
-      </w:hyperlink>
+      <w:r>
+        <w:rPr>
+          <w:rtl/>
+          <w:cs/>
+          <w:lang w:val="ar_AE" w:bidi="ar_AE"/>
+        </w:rPr>
+        <w:t>3:1–18</w:t>
+      </w:r>
       <w:r>
         <w:rPr>
           <w:rtl/>
@@ -1126,20 +1018,14 @@
         </w:rPr>
         <w:t xml:space="preserve"> (</w:t>
       </w:r>
-      <w:hyperlink r:id="rId31">
-        <w:r>
-          <w:rPr>
-            <w:rtl/>
-            <w:cs/>
-            <w:lang w:val="ar_AE" w:bidi="ar_AE"/>
-          </w:rPr>
-          <w:rPr>
-            <w:color w:val="0000EE"/>
-            <w:u w:val="single"/>
-          </w:rPr>
-          <w:t>4:1–18</w:t>
-        </w:r>
-      </w:hyperlink>
+      <w:r>
+        <w:rPr>
+          <w:rtl/>
+          <w:cs/>
+          <w:lang w:val="ar_AE" w:bidi="ar_AE"/>
+        </w:rPr>
+        <w:t>4:1–18</w:t>
+      </w:r>
       <w:r>
         <w:rPr>
           <w:rtl/>
@@ -1164,20 +1050,14 @@
         </w:rPr>
         <w:t xml:space="preserve"> (</w:t>
       </w:r>
-      <w:hyperlink r:id="rId32">
-        <w:r>
-          <w:rPr>
-            <w:rtl/>
-            <w:cs/>
-            <w:lang w:val="ar_AE" w:bidi="ar_AE"/>
-          </w:rPr>
-          <w:rPr>
-            <w:color w:val="0000EE"/>
-            <w:u w:val="single"/>
-          </w:rPr>
-          <w:t>5:1–21</w:t>
-        </w:r>
-      </w:hyperlink>
+      <w:r>
+        <w:rPr>
+          <w:rtl/>
+          <w:cs/>
+          <w:lang w:val="ar_AE" w:bidi="ar_AE"/>
+        </w:rPr>
+        <w:t>5:1–21</w:t>
+      </w:r>
       <w:r>
         <w:rPr>
           <w:rtl/>
@@ -1202,20 +1082,14 @@
         </w:rPr>
         <w:t xml:space="preserve"> (</w:t>
       </w:r>
-      <w:hyperlink r:id="rId33">
-        <w:r>
-          <w:rPr>
-            <w:rtl/>
-            <w:cs/>
-            <w:lang w:val="ar_AE" w:bidi="ar_AE"/>
-          </w:rPr>
-          <w:rPr>
-            <w:color w:val="0000EE"/>
-            <w:u w:val="single"/>
-          </w:rPr>
-          <w:t>6:1–18</w:t>
-        </w:r>
-      </w:hyperlink>
+      <w:r>
+        <w:rPr>
+          <w:rtl/>
+          <w:cs/>
+          <w:lang w:val="ar_AE" w:bidi="ar_AE"/>
+        </w:rPr>
+        <w:t>6:1–18</w:t>
+      </w:r>
       <w:r>
         <w:rPr>
           <w:rtl/>
@@ -1252,20 +1126,14 @@
         </w:rPr>
         <w:t xml:space="preserve"> (</w:t>
       </w:r>
-      <w:hyperlink r:id="rId34">
-        <w:r>
-          <w:rPr>
-            <w:rtl/>
-            <w:cs/>
-            <w:lang w:val="ar_AE" w:bidi="ar_AE"/>
-          </w:rPr>
-          <w:rPr>
-            <w:color w:val="0000EE"/>
-            <w:u w:val="single"/>
-          </w:rPr>
-          <w:t>7–13</w:t>
-        </w:r>
-      </w:hyperlink>
+      <w:r>
+        <w:rPr>
+          <w:rtl/>
+          <w:cs/>
+          <w:lang w:val="ar_AE" w:bidi="ar_AE"/>
+        </w:rPr>
+        <w:t>7–13</w:t>
+      </w:r>
       <w:r>
         <w:rPr>
           <w:rtl/>
@@ -1290,20 +1158,14 @@
         </w:rPr>
         <w:t xml:space="preserve"> (</w:t>
       </w:r>
-      <w:hyperlink r:id="rId35">
-        <w:r>
-          <w:rPr>
-            <w:rtl/>
-            <w:cs/>
-            <w:lang w:val="ar_AE" w:bidi="ar_AE"/>
-          </w:rPr>
-          <w:rPr>
-            <w:color w:val="0000EE"/>
-            <w:u w:val="single"/>
-          </w:rPr>
-          <w:t>7:1–16</w:t>
-        </w:r>
-      </w:hyperlink>
+      <w:r>
+        <w:rPr>
+          <w:rtl/>
+          <w:cs/>
+          <w:lang w:val="ar_AE" w:bidi="ar_AE"/>
+        </w:rPr>
+        <w:t>7:1–16</w:t>
+      </w:r>
       <w:r>
         <w:rPr>
           <w:rtl/>
@@ -1328,20 +1190,14 @@
         </w:rPr>
         <w:t xml:space="preserve"> (</w:t>
       </w:r>
-      <w:hyperlink r:id="rId36">
-        <w:r>
-          <w:rPr>
-            <w:rtl/>
-            <w:cs/>
-            <w:lang w:val="ar_AE" w:bidi="ar_AE"/>
-          </w:rPr>
-          <w:rPr>
-            <w:color w:val="0000EE"/>
-            <w:u w:val="single"/>
-          </w:rPr>
-          <w:t>8:1–9:15</w:t>
-        </w:r>
-      </w:hyperlink>
+      <w:r>
+        <w:rPr>
+          <w:rtl/>
+          <w:cs/>
+          <w:lang w:val="ar_AE" w:bidi="ar_AE"/>
+        </w:rPr>
+        <w:t>8:1–9:15</w:t>
+      </w:r>
       <w:r>
         <w:rPr>
           <w:rtl/>
@@ -1366,20 +1222,14 @@
         </w:rPr>
         <w:t xml:space="preserve"> (</w:t>
       </w:r>
-      <w:hyperlink r:id="rId37">
-        <w:r>
-          <w:rPr>
-            <w:rtl/>
-            <w:cs/>
-            <w:lang w:val="ar_AE" w:bidi="ar_AE"/>
-          </w:rPr>
-          <w:rPr>
-            <w:color w:val="0000EE"/>
-            <w:u w:val="single"/>
-          </w:rPr>
-          <w:t>الفصول 10–13</w:t>
-        </w:r>
-      </w:hyperlink>
+      <w:r>
+        <w:rPr>
+          <w:rtl/>
+          <w:cs/>
+          <w:lang w:val="ar_AE" w:bidi="ar_AE"/>
+        </w:rPr>
+        <w:t>الفصول 10–13</w:t>
+      </w:r>
       <w:r>
         <w:rPr>
           <w:rtl/>
@@ -1430,20 +1280,14 @@
         </w:rPr>
         <w:t xml:space="preserve"> </w:t>
       </w:r>
-      <w:hyperlink r:id="rId38">
-        <w:r>
-          <w:rPr>
-            <w:rtl/>
-            <w:cs/>
-            <w:lang w:val="ar_AE" w:bidi="ar_AE"/>
-          </w:rPr>
-          <w:rPr>
-            <w:color w:val="0000EE"/>
-            <w:u w:val="single"/>
-          </w:rPr>
-          <w:t>6:14–7:1</w:t>
-        </w:r>
-      </w:hyperlink>
+      <w:r>
+        <w:rPr>
+          <w:rtl/>
+          <w:cs/>
+          <w:lang w:val="ar_AE" w:bidi="ar_AE"/>
+        </w:rPr>
+        <w:t>6:14–7:1</w:t>
+      </w:r>
       <w:r>
         <w:rPr>
           <w:rtl/>
@@ -1503,20 +1347,14 @@
         </w:rPr>
         <w:t xml:space="preserve">أثناء إقامَتِهِ التي دَامَتْ من سنتين إلى ثلاثِ سَنواتٍ في أَفَسُس (53~56م)، كَتَبَ الرَّسُول بُولُس رِسَالَتَهُ الأُولَى، وأَرْسَلَها إلى الكَنِيسَةِ في كُورِنْثُوس بيد تِيمُوثَاوُس (انْظُرْ </w:t>
       </w:r>
-      <w:hyperlink r:id="rId39">
-        <w:r>
-          <w:rPr>
-            <w:rtl/>
-            <w:cs/>
-            <w:lang w:val="ar_AE" w:bidi="ar_AE"/>
-          </w:rPr>
-          <w:rPr>
-            <w:color w:val="0000EE"/>
-            <w:u w:val="single"/>
-          </w:rPr>
-          <w:t>1 كُورِنْثُوس 16:10–11</w:t>
-        </w:r>
-      </w:hyperlink>
+      <w:r>
+        <w:rPr>
+          <w:rtl/>
+          <w:cs/>
+          <w:lang w:val="ar_AE" w:bidi="ar_AE"/>
+        </w:rPr>
+        <w:t>1 كُورِنْثُوس 16:10–11</w:t>
+      </w:r>
       <w:r>
         <w:rPr>
           <w:rtl/>
@@ -1557,20 +1395,14 @@
         </w:rPr>
         <w:t xml:space="preserve"> </w:t>
       </w:r>
-      <w:hyperlink r:id="rId40">
-        <w:r>
-          <w:rPr>
-            <w:rtl/>
-            <w:cs/>
-            <w:lang w:val="ar_AE" w:bidi="ar_AE"/>
-          </w:rPr>
-          <w:rPr>
-            <w:color w:val="0000EE"/>
-            <w:u w:val="single"/>
-          </w:rPr>
-          <w:t>1 كُورِنْثُوس 4:18–21</w:t>
-        </w:r>
-      </w:hyperlink>
+      <w:r>
+        <w:rPr>
+          <w:rtl/>
+          <w:cs/>
+          <w:lang w:val="ar_AE" w:bidi="ar_AE"/>
+        </w:rPr>
+        <w:t>1 كُورِنْثُوس 4:18–21</w:t>
+      </w:r>
       <w:r>
         <w:rPr>
           <w:rtl/>
@@ -1595,20 +1427,14 @@
         </w:rPr>
         <w:t xml:space="preserve"> (</w:t>
       </w:r>
-      <w:hyperlink r:id="rId41">
-        <w:r>
-          <w:rPr>
-            <w:rtl/>
-            <w:cs/>
-            <w:lang w:val="ar_AE" w:bidi="ar_AE"/>
-          </w:rPr>
-          <w:rPr>
-            <w:color w:val="0000EE"/>
-            <w:u w:val="single"/>
-          </w:rPr>
-          <w:t>2 كُورِنْثُوس 2:1</w:t>
-        </w:r>
-      </w:hyperlink>
+      <w:r>
+        <w:rPr>
+          <w:rtl/>
+          <w:cs/>
+          <w:lang w:val="ar_AE" w:bidi="ar_AE"/>
+        </w:rPr>
+        <w:t>2 كُورِنْثُوس 2:1</w:t>
+      </w:r>
       <w:r>
         <w:rPr>
           <w:rtl/>
@@ -1633,20 +1459,14 @@
         </w:rPr>
         <w:t xml:space="preserve"> (</w:t>
       </w:r>
-      <w:hyperlink r:id="rId42">
-        <w:r>
-          <w:rPr>
-            <w:rtl/>
-            <w:cs/>
-            <w:lang w:val="ar_AE" w:bidi="ar_AE"/>
-          </w:rPr>
-          <w:rPr>
-            <w:color w:val="0000EE"/>
-            <w:u w:val="single"/>
-          </w:rPr>
-          <w:t>2:3–13</w:t>
-        </w:r>
-      </w:hyperlink>
+      <w:r>
+        <w:rPr>
+          <w:rtl/>
+          <w:cs/>
+          <w:lang w:val="ar_AE" w:bidi="ar_AE"/>
+        </w:rPr>
+        <w:t>2:3–13</w:t>
+      </w:r>
       <w:r>
         <w:rPr>
           <w:rtl/>
@@ -1671,20 +1491,14 @@
         </w:rPr>
         <w:t xml:space="preserve"> (</w:t>
       </w:r>
-      <w:hyperlink r:id="rId43">
-        <w:r>
-          <w:rPr>
-            <w:rtl/>
-            <w:cs/>
-            <w:lang w:val="ar_AE" w:bidi="ar_AE"/>
-          </w:rPr>
-          <w:rPr>
-            <w:color w:val="0000EE"/>
-            <w:u w:val="single"/>
-          </w:rPr>
-          <w:t>7:8–10</w:t>
-        </w:r>
-      </w:hyperlink>
+      <w:r>
+        <w:rPr>
+          <w:rtl/>
+          <w:cs/>
+          <w:lang w:val="ar_AE" w:bidi="ar_AE"/>
+        </w:rPr>
+        <w:t>7:8–10</w:t>
+      </w:r>
       <w:r>
         <w:rPr>
           <w:rtl/>
@@ -1721,20 +1535,14 @@
         </w:rPr>
         <w:t xml:space="preserve"> (</w:t>
       </w:r>
-      <w:hyperlink r:id="rId44">
-        <w:r>
-          <w:rPr>
-            <w:rtl/>
-            <w:cs/>
-            <w:lang w:val="ar_AE" w:bidi="ar_AE"/>
-          </w:rPr>
-          <w:rPr>
-            <w:color w:val="0000EE"/>
-            <w:u w:val="single"/>
-          </w:rPr>
-          <w:t>أَعْمَال الرُّسُل 19:23–41</w:t>
-        </w:r>
-      </w:hyperlink>
+      <w:r>
+        <w:rPr>
+          <w:rtl/>
+          <w:cs/>
+          <w:lang w:val="ar_AE" w:bidi="ar_AE"/>
+        </w:rPr>
+        <w:t>أَعْمَال الرُّسُل 19:23–41</w:t>
+      </w:r>
       <w:r>
         <w:rPr>
           <w:rtl/>
@@ -1743,20 +1551,14 @@
         </w:rPr>
         <w:t xml:space="preserve">؛ قارن </w:t>
       </w:r>
-      <w:hyperlink r:id="rId45">
-        <w:r>
-          <w:rPr>
-            <w:rtl/>
-            <w:cs/>
-            <w:lang w:val="ar_AE" w:bidi="ar_AE"/>
-          </w:rPr>
-          <w:rPr>
-            <w:color w:val="0000EE"/>
-            <w:u w:val="single"/>
-          </w:rPr>
-          <w:t>1:8–11</w:t>
-        </w:r>
-      </w:hyperlink>
+      <w:r>
+        <w:rPr>
+          <w:rtl/>
+          <w:cs/>
+          <w:lang w:val="ar_AE" w:bidi="ar_AE"/>
+        </w:rPr>
+        <w:t>1:8–11</w:t>
+      </w:r>
       <w:r>
         <w:rPr>
           <w:rtl/>
@@ -1765,20 +1567,14 @@
         </w:rPr>
         <w:t xml:space="preserve">؛ </w:t>
       </w:r>
-      <w:hyperlink r:id="rId46">
-        <w:r>
-          <w:rPr>
-            <w:rtl/>
-            <w:cs/>
-            <w:lang w:val="ar_AE" w:bidi="ar_AE"/>
-          </w:rPr>
-          <w:rPr>
-            <w:color w:val="0000EE"/>
-            <w:u w:val="single"/>
-          </w:rPr>
-          <w:t>4:8–15</w:t>
-        </w:r>
-      </w:hyperlink>
+      <w:r>
+        <w:rPr>
+          <w:rtl/>
+          <w:cs/>
+          <w:lang w:val="ar_AE" w:bidi="ar_AE"/>
+        </w:rPr>
+        <w:t>4:8–15</w:t>
+      </w:r>
       <w:r>
         <w:rPr>
           <w:rtl/>
@@ -1787,20 +1583,14 @@
         </w:rPr>
         <w:t xml:space="preserve">؛ </w:t>
       </w:r>
-      <w:hyperlink r:id="rId47">
-        <w:r>
-          <w:rPr>
-            <w:rtl/>
-            <w:cs/>
-            <w:lang w:val="ar_AE" w:bidi="ar_AE"/>
-          </w:rPr>
-          <w:rPr>
-            <w:color w:val="0000EE"/>
-            <w:u w:val="single"/>
-          </w:rPr>
-          <w:t>6:4–10</w:t>
-        </w:r>
-      </w:hyperlink>
+      <w:r>
+        <w:rPr>
+          <w:rtl/>
+          <w:cs/>
+          <w:lang w:val="ar_AE" w:bidi="ar_AE"/>
+        </w:rPr>
+        <w:t>6:4–10</w:t>
+      </w:r>
       <w:r>
         <w:rPr>
           <w:rtl/>
@@ -1825,20 +1615,14 @@
         </w:rPr>
         <w:t xml:space="preserve"> (</w:t>
       </w:r>
-      <w:hyperlink r:id="rId48">
-        <w:r>
-          <w:rPr>
-            <w:rtl/>
-            <w:cs/>
-            <w:lang w:val="ar_AE" w:bidi="ar_AE"/>
-          </w:rPr>
-          <w:rPr>
-            <w:color w:val="0000EE"/>
-            <w:u w:val="single"/>
-          </w:rPr>
-          <w:t>أَعْمَال الرُّسُل 20:1</w:t>
-        </w:r>
-      </w:hyperlink>
+      <w:r>
+        <w:rPr>
+          <w:rtl/>
+          <w:cs/>
+          <w:lang w:val="ar_AE" w:bidi="ar_AE"/>
+        </w:rPr>
+        <w:t>أَعْمَال الرُّسُل 20:1</w:t>
+      </w:r>
       <w:r>
         <w:rPr>
           <w:rtl/>
@@ -1863,20 +1647,14 @@
         </w:rPr>
         <w:t>(</w:t>
       </w:r>
-      <w:hyperlink r:id="rId49">
-        <w:r>
-          <w:rPr>
-            <w:rtl/>
-            <w:cs/>
-            <w:lang w:val="ar_AE" w:bidi="ar_AE"/>
-          </w:rPr>
-          <w:rPr>
-            <w:color w:val="0000EE"/>
-            <w:u w:val="single"/>
-          </w:rPr>
-          <w:t>2 كُورِنْثُوس 7:5–7</w:t>
-        </w:r>
-      </w:hyperlink>
+      <w:r>
+        <w:rPr>
+          <w:rtl/>
+          <w:cs/>
+          <w:lang w:val="ar_AE" w:bidi="ar_AE"/>
+        </w:rPr>
+        <w:t>2 كُورِنْثُوس 7:5–7</w:t>
+      </w:r>
       <w:r>
         <w:rPr>
           <w:rtl/>
@@ -1901,20 +1679,14 @@
         </w:rPr>
         <w:t>(</w:t>
       </w:r>
-      <w:hyperlink r:id="rId50">
-        <w:r>
-          <w:rPr>
-            <w:rtl/>
-            <w:cs/>
-            <w:lang w:val="ar_AE" w:bidi="ar_AE"/>
-          </w:rPr>
-          <w:rPr>
-            <w:color w:val="0000EE"/>
-            <w:u w:val="single"/>
-          </w:rPr>
-          <w:t>8:6</w:t>
-        </w:r>
-      </w:hyperlink>
+      <w:r>
+        <w:rPr>
+          <w:rtl/>
+          <w:cs/>
+          <w:lang w:val="ar_AE" w:bidi="ar_AE"/>
+        </w:rPr>
+        <w:t>8:6</w:t>
+      </w:r>
       <w:r>
         <w:rPr>
           <w:rtl/>
@@ -1923,20 +1695,14 @@
         </w:rPr>
         <w:t xml:space="preserve">، </w:t>
       </w:r>
-      <w:hyperlink r:id="rId51">
-        <w:r>
-          <w:rPr>
-            <w:rtl/>
-            <w:cs/>
-            <w:lang w:val="ar_AE" w:bidi="ar_AE"/>
-          </w:rPr>
-          <w:rPr>
-            <w:color w:val="0000EE"/>
-            <w:u w:val="single"/>
-          </w:rPr>
-          <w:t>16–19</w:t>
-        </w:r>
-      </w:hyperlink>
+      <w:r>
+        <w:rPr>
+          <w:rtl/>
+          <w:cs/>
+          <w:lang w:val="ar_AE" w:bidi="ar_AE"/>
+        </w:rPr>
+        <w:t>16–19</w:t>
+      </w:r>
       <w:r>
         <w:rPr>
           <w:rtl/>
@@ -1969,20 +1735,14 @@
         </w:rPr>
         <w:t xml:space="preserve">انْظُرْ </w:t>
       </w:r>
-      <w:hyperlink r:id="rId52">
-        <w:r>
-          <w:rPr>
-            <w:rtl/>
-            <w:cs/>
-            <w:lang w:val="ar_AE" w:bidi="ar_AE"/>
-          </w:rPr>
-          <w:rPr>
-            <w:color w:val="0000EE"/>
-            <w:u w:val="single"/>
-          </w:rPr>
-          <w:t>أَعْمَال الرُّسُل 20:1–3</w:t>
-        </w:r>
-      </w:hyperlink>
+      <w:r>
+        <w:rPr>
+          <w:rtl/>
+          <w:cs/>
+          <w:lang w:val="ar_AE" w:bidi="ar_AE"/>
+        </w:rPr>
+        <w:t>أَعْمَال الرُّسُل 20:1–3</w:t>
+      </w:r>
       <w:r>
         <w:rPr>
           <w:rtl/>
@@ -2048,20 +1808,14 @@
           <w:lang w:val="ar_AE" w:bidi="ar_AE"/>
         </w:rPr>
       </w:r>
-      <w:hyperlink r:id="rId38">
-        <w:r>
-          <w:rPr>
-            <w:rtl/>
-            <w:cs/>
-            <w:lang w:val="ar_AE" w:bidi="ar_AE"/>
-          </w:rPr>
-          <w:rPr>
-            <w:color w:val="0000EE"/>
-            <w:u w:val="single"/>
-          </w:rPr>
-          <w:t>2 كُورِنْثوس 6:14–7:1</w:t>
-        </w:r>
-      </w:hyperlink>
+      <w:r>
+        <w:rPr>
+          <w:rtl/>
+          <w:cs/>
+          <w:lang w:val="ar_AE" w:bidi="ar_AE"/>
+        </w:rPr>
+        <w:t>2 كُورِنْثوس 6:14–7:1</w:t>
+      </w:r>
       <w:r>
         <w:rPr>
           <w:rtl/>
@@ -2086,20 +1840,14 @@
         </w:rPr>
         <w:t xml:space="preserve"> </w:t>
       </w:r>
-      <w:hyperlink r:id="rId53">
-        <w:r>
-          <w:rPr>
-            <w:rtl/>
-            <w:cs/>
-            <w:lang w:val="ar_AE" w:bidi="ar_AE"/>
-          </w:rPr>
-          <w:rPr>
-            <w:color w:val="0000EE"/>
-            <w:u w:val="single"/>
-          </w:rPr>
-          <w:t xml:space="preserve">1 كُورِنْثُوس 5:9 </w:t>
-        </w:r>
-      </w:hyperlink>
+      <w:r>
+        <w:rPr>
+          <w:rtl/>
+          <w:cs/>
+          <w:lang w:val="ar_AE" w:bidi="ar_AE"/>
+        </w:rPr>
+        <w:t xml:space="preserve">1 كُورِنْثُوس 5:9 </w:t>
+      </w:r>
       <w:r>
         <w:rPr>
           <w:rtl/>
@@ -2108,20 +1856,14 @@
         </w:rPr>
         <w:t xml:space="preserve">إلى رِسَالَةٍ كانَ قد أَرْسَلَها سَابِقًا إلى كُورِنْثُوس تُعَالِجُ قضيةَ الارْتباطِ بأناسٍ غير أخلاقيين. على الرُّغْمِ من أن هذه الرِّسَالَةَ قد فُقِدَتْ، يَعْتَقِدُ بعضُ الباحثين أن جُزْءًا منها على الأَقَلِّ محفوظٌ في </w:t>
       </w:r>
-      <w:hyperlink r:id="rId38">
-        <w:r>
-          <w:rPr>
-            <w:rtl/>
-            <w:cs/>
-            <w:lang w:val="ar_AE" w:bidi="ar_AE"/>
-          </w:rPr>
-          <w:rPr>
-            <w:color w:val="0000EE"/>
-            <w:u w:val="single"/>
-          </w:rPr>
-          <w:t>2 كُورِنْثُوس 6:14–7:1</w:t>
-        </w:r>
-      </w:hyperlink>
+      <w:r>
+        <w:rPr>
+          <w:rtl/>
+          <w:cs/>
+          <w:lang w:val="ar_AE" w:bidi="ar_AE"/>
+        </w:rPr>
+        <w:t>2 كُورِنْثُوس 6:14–7:1</w:t>
+      </w:r>
       <w:r>
         <w:rPr>
           <w:rtl/>
@@ -2146,20 +1888,14 @@
         </w:rPr>
         <w:t xml:space="preserve"> </w:t>
       </w:r>
-      <w:hyperlink r:id="rId38">
-        <w:r>
-          <w:rPr>
-            <w:rtl/>
-            <w:cs/>
-            <w:lang w:val="ar_AE" w:bidi="ar_AE"/>
-          </w:rPr>
-          <w:rPr>
-            <w:color w:val="0000EE"/>
-            <w:u w:val="single"/>
-          </w:rPr>
-          <w:t>6:14–7:1</w:t>
-        </w:r>
-      </w:hyperlink>
+      <w:r>
+        <w:rPr>
+          <w:rtl/>
+          <w:cs/>
+          <w:lang w:val="ar_AE" w:bidi="ar_AE"/>
+        </w:rPr>
+        <w:t>6:14–7:1</w:t>
+      </w:r>
       <w:r>
         <w:rPr>
           <w:rtl/>
@@ -2184,20 +1920,14 @@
         </w:rPr>
         <w:t xml:space="preserve"> </w:t>
       </w:r>
-      <w:hyperlink r:id="rId23">
-        <w:r>
-          <w:rPr>
-            <w:rtl/>
-            <w:cs/>
-            <w:lang w:val="ar_AE" w:bidi="ar_AE"/>
-          </w:rPr>
-          <w:rPr>
-            <w:color w:val="0000EE"/>
-            <w:u w:val="single"/>
-          </w:rPr>
-          <w:t>6:13</w:t>
-        </w:r>
-      </w:hyperlink>
+      <w:r>
+        <w:rPr>
+          <w:rtl/>
+          <w:cs/>
+          <w:lang w:val="ar_AE" w:bidi="ar_AE"/>
+        </w:rPr>
+        <w:t>6:13</w:t>
+      </w:r>
       <w:r>
         <w:rPr>
           <w:rtl/>
@@ -2222,20 +1952,14 @@
         </w:rPr>
         <w:t xml:space="preserve">إلى </w:t>
       </w:r>
-      <w:hyperlink r:id="rId54">
-        <w:r>
-          <w:rPr>
-            <w:rtl/>
-            <w:cs/>
-            <w:lang w:val="ar_AE" w:bidi="ar_AE"/>
-          </w:rPr>
-          <w:rPr>
-            <w:color w:val="0000EE"/>
-            <w:u w:val="single"/>
-          </w:rPr>
-          <w:t>7:2</w:t>
-        </w:r>
-      </w:hyperlink>
+      <w:r>
+        <w:rPr>
+          <w:rtl/>
+          <w:cs/>
+          <w:lang w:val="ar_AE" w:bidi="ar_AE"/>
+        </w:rPr>
+        <w:t>7:2</w:t>
+      </w:r>
       <w:r>
         <w:rPr>
           <w:rtl/>
@@ -2260,20 +1984,14 @@
         </w:rPr>
         <w:t xml:space="preserve"> </w:t>
       </w:r>
-      <w:hyperlink r:id="rId38">
-        <w:r>
-          <w:rPr>
-            <w:rtl/>
-            <w:cs/>
-            <w:lang w:val="ar_AE" w:bidi="ar_AE"/>
-          </w:rPr>
-          <w:rPr>
-            <w:color w:val="0000EE"/>
-            <w:u w:val="single"/>
-          </w:rPr>
-          <w:t>6:14–7:1</w:t>
-        </w:r>
-      </w:hyperlink>
+      <w:r>
+        <w:rPr>
+          <w:rtl/>
+          <w:cs/>
+          <w:lang w:val="ar_AE" w:bidi="ar_AE"/>
+        </w:rPr>
+        <w:t>6:14–7:1</w:t>
+      </w:r>
       <w:r>
         <w:rPr>
           <w:rtl/>
@@ -2313,20 +2031,14 @@
           <w:lang w:val="ar_AE" w:bidi="ar_AE"/>
         </w:rPr>
       </w:r>
-      <w:hyperlink r:id="rId37">
-        <w:r>
-          <w:rPr>
-            <w:rtl/>
-            <w:cs/>
-            <w:lang w:val="ar_AE" w:bidi="ar_AE"/>
-          </w:rPr>
-          <w:rPr>
-            <w:color w:val="0000EE"/>
-            <w:u w:val="single"/>
-          </w:rPr>
-          <w:t>2 كُورِنْثُوس 10:1–13:14</w:t>
-        </w:r>
-      </w:hyperlink>
+      <w:r>
+        <w:rPr>
+          <w:rtl/>
+          <w:cs/>
+          <w:lang w:val="ar_AE" w:bidi="ar_AE"/>
+        </w:rPr>
+        <w:t>2 كُورِنْثُوس 10:1–13:14</w:t>
+      </w:r>
       <w:r>
         <w:rPr>
           <w:rtl/>
@@ -2351,20 +2063,14 @@
         </w:rPr>
         <w:t xml:space="preserve"> </w:t>
       </w:r>
-      <w:hyperlink r:id="rId55">
-        <w:r>
-          <w:rPr>
-            <w:rtl/>
-            <w:cs/>
-            <w:lang w:val="ar_AE" w:bidi="ar_AE"/>
-          </w:rPr>
-          <w:rPr>
-            <w:color w:val="0000EE"/>
-            <w:u w:val="single"/>
-          </w:rPr>
-          <w:t>7:8</w:t>
-        </w:r>
-      </w:hyperlink>
+      <w:r>
+        <w:rPr>
+          <w:rtl/>
+          <w:cs/>
+          <w:lang w:val="ar_AE" w:bidi="ar_AE"/>
+        </w:rPr>
+        <w:t>7:8</w:t>
+      </w:r>
       <w:r>
         <w:rPr>
           <w:rtl/>
@@ -2389,20 +2095,14 @@
         </w:rPr>
         <w:t xml:space="preserve"> (</w:t>
       </w:r>
-      <w:hyperlink r:id="rId56">
-        <w:r>
-          <w:rPr>
-            <w:rtl/>
-            <w:cs/>
-            <w:lang w:val="ar_AE" w:bidi="ar_AE"/>
-          </w:rPr>
-          <w:rPr>
-            <w:color w:val="0000EE"/>
-            <w:u w:val="single"/>
-          </w:rPr>
-          <w:t>7:9</w:t>
-        </w:r>
-      </w:hyperlink>
+      <w:r>
+        <w:rPr>
+          <w:rtl/>
+          <w:cs/>
+          <w:lang w:val="ar_AE" w:bidi="ar_AE"/>
+        </w:rPr>
+        <w:t>7:9</w:t>
+      </w:r>
       <w:r>
         <w:rPr>
           <w:rtl/>
@@ -2427,20 +2127,14 @@
         </w:rPr>
         <w:t xml:space="preserve"> </w:t>
       </w:r>
-      <w:hyperlink r:id="rId37">
-        <w:r>
-          <w:rPr>
-            <w:rtl/>
-            <w:cs/>
-            <w:lang w:val="ar_AE" w:bidi="ar_AE"/>
-          </w:rPr>
-          <w:rPr>
-            <w:color w:val="0000EE"/>
-            <w:u w:val="single"/>
-          </w:rPr>
-          <w:t>الفصول 10–13</w:t>
-        </w:r>
-      </w:hyperlink>
+      <w:r>
+        <w:rPr>
+          <w:rtl/>
+          <w:cs/>
+          <w:lang w:val="ar_AE" w:bidi="ar_AE"/>
+        </w:rPr>
+        <w:t>الفصول 10–13</w:t>
+      </w:r>
       <w:r>
         <w:rPr>
           <w:rtl/>
@@ -2465,20 +2159,14 @@
         </w:rPr>
         <w:t xml:space="preserve"> </w:t>
       </w:r>
-      <w:hyperlink r:id="rId57">
-        <w:r>
-          <w:rPr>
-            <w:rtl/>
-            <w:cs/>
-            <w:lang w:val="ar_AE" w:bidi="ar_AE"/>
-          </w:rPr>
-          <w:rPr>
-            <w:color w:val="0000EE"/>
-            <w:u w:val="single"/>
-          </w:rPr>
-          <w:t>الفصول 1–9</w:t>
-        </w:r>
-      </w:hyperlink>
+      <w:r>
+        <w:rPr>
+          <w:rtl/>
+          <w:cs/>
+          <w:lang w:val="ar_AE" w:bidi="ar_AE"/>
+        </w:rPr>
+        <w:t>الفصول 1–9</w:t>
+      </w:r>
       <w:r>
         <w:rPr>
           <w:rtl/>
@@ -2503,20 +2191,14 @@
         </w:rPr>
         <w:t xml:space="preserve"> </w:t>
       </w:r>
-      <w:hyperlink r:id="rId58">
-        <w:r>
-          <w:rPr>
-            <w:rtl/>
-            <w:cs/>
-            <w:lang w:val="ar_AE" w:bidi="ar_AE"/>
-          </w:rPr>
-          <w:rPr>
-            <w:color w:val="0000EE"/>
-            <w:u w:val="single"/>
-          </w:rPr>
-          <w:t>11:4</w:t>
-        </w:r>
-      </w:hyperlink>
+      <w:r>
+        <w:rPr>
+          <w:rtl/>
+          <w:cs/>
+          <w:lang w:val="ar_AE" w:bidi="ar_AE"/>
+        </w:rPr>
+        <w:t>11:4</w:t>
+      </w:r>
       <w:r>
         <w:rPr>
           <w:rtl/>
@@ -2525,20 +2207,14 @@
         </w:rPr>
         <w:t xml:space="preserve">، </w:t>
       </w:r>
-      <w:hyperlink r:id="rId59">
-        <w:r>
-          <w:rPr>
-            <w:rtl/>
-            <w:cs/>
-            <w:lang w:val="ar_AE" w:bidi="ar_AE"/>
-          </w:rPr>
-          <w:rPr>
-            <w:color w:val="0000EE"/>
-            <w:u w:val="single"/>
-          </w:rPr>
-          <w:t>12–15</w:t>
-        </w:r>
-      </w:hyperlink>
+      <w:r>
+        <w:rPr>
+          <w:rtl/>
+          <w:cs/>
+          <w:lang w:val="ar_AE" w:bidi="ar_AE"/>
+        </w:rPr>
+        <w:t>12–15</w:t>
+      </w:r>
       <w:r>
         <w:rPr>
           <w:rtl/>
@@ -2563,20 +2239,14 @@
         </w:rPr>
         <w:t xml:space="preserve"> </w:t>
       </w:r>
-      <w:hyperlink r:id="rId60">
-        <w:r>
-          <w:rPr>
-            <w:rtl/>
-            <w:cs/>
-            <w:lang w:val="ar_AE" w:bidi="ar_AE"/>
-          </w:rPr>
-          <w:rPr>
-            <w:color w:val="0000EE"/>
-            <w:u w:val="single"/>
-          </w:rPr>
-          <w:t>10:7</w:t>
-        </w:r>
-      </w:hyperlink>
+      <w:r>
+        <w:rPr>
+          <w:rtl/>
+          <w:cs/>
+          <w:lang w:val="ar_AE" w:bidi="ar_AE"/>
+        </w:rPr>
+        <w:t>10:7</w:t>
+      </w:r>
       <w:r>
         <w:rPr>
           <w:rtl/>
@@ -2585,20 +2255,14 @@
         </w:rPr>
         <w:t xml:space="preserve">، </w:t>
       </w:r>
-      <w:hyperlink r:id="rId61">
-        <w:r>
-          <w:rPr>
-            <w:rtl/>
-            <w:cs/>
-            <w:lang w:val="ar_AE" w:bidi="ar_AE"/>
-          </w:rPr>
-          <w:rPr>
-            <w:color w:val="0000EE"/>
-            <w:u w:val="single"/>
-          </w:rPr>
-          <w:t>10</w:t>
-        </w:r>
-      </w:hyperlink>
+      <w:r>
+        <w:rPr>
+          <w:rtl/>
+          <w:cs/>
+          <w:lang w:val="ar_AE" w:bidi="ar_AE"/>
+        </w:rPr>
+        <w:t>10</w:t>
+      </w:r>
       <w:r>
         <w:rPr>
           <w:rtl/>
@@ -2607,20 +2271,14 @@
         </w:rPr>
         <w:t xml:space="preserve">؛ </w:t>
       </w:r>
-      <w:hyperlink r:id="rId62">
-        <w:r>
-          <w:rPr>
-            <w:rtl/>
-            <w:cs/>
-            <w:lang w:val="ar_AE" w:bidi="ar_AE"/>
-          </w:rPr>
-          <w:rPr>
-            <w:color w:val="0000EE"/>
-            <w:u w:val="single"/>
-          </w:rPr>
-          <w:t>11:5</w:t>
-        </w:r>
-      </w:hyperlink>
+      <w:r>
+        <w:rPr>
+          <w:rtl/>
+          <w:cs/>
+          <w:lang w:val="ar_AE" w:bidi="ar_AE"/>
+        </w:rPr>
+        <w:t>11:5</w:t>
+      </w:r>
       <w:r>
         <w:rPr>
           <w:rtl/>
@@ -2629,20 +2287,14 @@
         </w:rPr>
         <w:t xml:space="preserve">؛ </w:t>
       </w:r>
-      <w:hyperlink r:id="rId63">
-        <w:r>
-          <w:rPr>
-            <w:rtl/>
-            <w:cs/>
-            <w:lang w:val="ar_AE" w:bidi="ar_AE"/>
-          </w:rPr>
-          <w:rPr>
-            <w:color w:val="0000EE"/>
-            <w:u w:val="single"/>
-          </w:rPr>
-          <w:t>12:11</w:t>
-        </w:r>
-      </w:hyperlink>
+      <w:r>
+        <w:rPr>
+          <w:rtl/>
+          <w:cs/>
+          <w:lang w:val="ar_AE" w:bidi="ar_AE"/>
+        </w:rPr>
+        <w:t>12:11</w:t>
+      </w:r>
       <w:r>
         <w:rPr>
           <w:rtl/>
@@ -2667,20 +2319,14 @@
         </w:rPr>
         <w:t xml:space="preserve"> </w:t>
       </w:r>
-      <w:hyperlink r:id="rId37">
-        <w:r>
-          <w:rPr>
-            <w:rtl/>
-            <w:cs/>
-            <w:lang w:val="ar_AE" w:bidi="ar_AE"/>
-          </w:rPr>
-          <w:rPr>
-            <w:color w:val="0000EE"/>
-            <w:u w:val="single"/>
-          </w:rPr>
-          <w:t>الفصول 10–13</w:t>
-        </w:r>
-      </w:hyperlink>
+      <w:r>
+        <w:rPr>
+          <w:rtl/>
+          <w:cs/>
+          <w:lang w:val="ar_AE" w:bidi="ar_AE"/>
+        </w:rPr>
+        <w:t>الفصول 10–13</w:t>
+      </w:r>
       <w:r>
         <w:rPr>
           <w:rtl/>
@@ -2697,20 +2343,14 @@
         </w:rPr>
         <w:t xml:space="preserve"> (</w:t>
       </w:r>
-      <w:hyperlink r:id="rId64">
-        <w:r>
-          <w:rPr>
-            <w:rtl/>
-            <w:cs/>
-            <w:lang w:val="ar_AE" w:bidi="ar_AE"/>
-          </w:rPr>
-          <w:rPr>
-            <w:color w:val="0000EE"/>
-            <w:u w:val="single"/>
-          </w:rPr>
-          <w:t>11:16–12:10</w:t>
-        </w:r>
-      </w:hyperlink>
+      <w:r>
+        <w:rPr>
+          <w:rtl/>
+          <w:cs/>
+          <w:lang w:val="ar_AE" w:bidi="ar_AE"/>
+        </w:rPr>
+        <w:t>11:16–12:10</w:t>
+      </w:r>
       <w:r>
         <w:rPr>
           <w:rtl/>
@@ -2735,20 +2375,14 @@
         </w:rPr>
         <w:t>(</w:t>
       </w:r>
-      <w:hyperlink r:id="rId65">
-        <w:r>
-          <w:rPr>
-            <w:rtl/>
-            <w:cs/>
-            <w:lang w:val="ar_AE" w:bidi="ar_AE"/>
-          </w:rPr>
-          <w:rPr>
-            <w:color w:val="0000EE"/>
-            <w:u w:val="single"/>
-          </w:rPr>
-          <w:t>11:1</w:t>
-        </w:r>
-      </w:hyperlink>
+      <w:r>
+        <w:rPr>
+          <w:rtl/>
+          <w:cs/>
+          <w:lang w:val="ar_AE" w:bidi="ar_AE"/>
+        </w:rPr>
+        <w:t>11:1</w:t>
+      </w:r>
       <w:r>
         <w:rPr>
           <w:rtl/>
@@ -2757,20 +2391,14 @@
         </w:rPr>
         <w:t xml:space="preserve">، </w:t>
       </w:r>
-      <w:hyperlink r:id="rId66">
-        <w:r>
-          <w:rPr>
-            <w:rtl/>
-            <w:cs/>
-            <w:lang w:val="ar_AE" w:bidi="ar_AE"/>
-          </w:rPr>
-          <w:rPr>
-            <w:color w:val="0000EE"/>
-            <w:u w:val="single"/>
-          </w:rPr>
-          <w:t>16–17</w:t>
-        </w:r>
-      </w:hyperlink>
+      <w:r>
+        <w:rPr>
+          <w:rtl/>
+          <w:cs/>
+          <w:lang w:val="ar_AE" w:bidi="ar_AE"/>
+        </w:rPr>
+        <w:t>16–17</w:t>
+      </w:r>
       <w:r>
         <w:rPr>
           <w:rtl/>
@@ -2799,20 +2427,14 @@
         </w:rPr>
         <w:t xml:space="preserve">لا يمكننا أن نحدِّدَ ما إذا كانَتْ الكلماتُ المحفوظةُ في </w:t>
       </w:r>
-      <w:hyperlink r:id="rId37">
-        <w:r>
-          <w:rPr>
-            <w:rtl/>
-            <w:cs/>
-            <w:lang w:val="ar_AE" w:bidi="ar_AE"/>
-          </w:rPr>
-          <w:rPr>
-            <w:color w:val="0000EE"/>
-            <w:u w:val="single"/>
-          </w:rPr>
-          <w:t>الفصول 10–13</w:t>
-        </w:r>
-      </w:hyperlink>
+      <w:r>
+        <w:rPr>
+          <w:rtl/>
+          <w:cs/>
+          <w:lang w:val="ar_AE" w:bidi="ar_AE"/>
+        </w:rPr>
+        <w:t>الفصول 10–13</w:t>
+      </w:r>
       <w:r>
         <w:rPr>
           <w:rtl/>
@@ -2837,20 +2459,14 @@
         </w:rPr>
         <w:t xml:space="preserve"> (</w:t>
       </w:r>
-      <w:hyperlink r:id="rId67">
-        <w:r>
-          <w:rPr>
-            <w:rtl/>
-            <w:cs/>
-            <w:lang w:val="ar_AE" w:bidi="ar_AE"/>
-          </w:rPr>
-          <w:rPr>
-            <w:color w:val="0000EE"/>
-            <w:u w:val="single"/>
-          </w:rPr>
-          <w:t>أَعْمَال الرُّسُل 20:2</w:t>
-        </w:r>
-      </w:hyperlink>
+      <w:r>
+        <w:rPr>
+          <w:rtl/>
+          <w:cs/>
+          <w:lang w:val="ar_AE" w:bidi="ar_AE"/>
+        </w:rPr>
+        <w:t>أَعْمَال الرُّسُل 20:2</w:t>
+      </w:r>
       <w:r>
         <w:rPr>
           <w:rtl/>
@@ -3001,20 +2617,14 @@
         </w:rPr>
         <w:t xml:space="preserve"> (</w:t>
       </w:r>
-      <w:hyperlink r:id="rId68">
-        <w:r>
-          <w:rPr>
-            <w:rtl/>
-            <w:cs/>
-            <w:lang w:val="ar_AE" w:bidi="ar_AE"/>
-          </w:rPr>
-          <w:rPr>
-            <w:color w:val="0000EE"/>
-            <w:u w:val="single"/>
-          </w:rPr>
-          <w:t>1:1–7:16</w:t>
-        </w:r>
-      </w:hyperlink>
+      <w:r>
+        <w:rPr>
+          <w:rtl/>
+          <w:cs/>
+          <w:lang w:val="ar_AE" w:bidi="ar_AE"/>
+        </w:rPr>
+        <w:t>1:1–7:16</w:t>
+      </w:r>
       <w:r>
         <w:rPr>
           <w:rtl/>
@@ -3039,20 +2649,14 @@
         </w:rPr>
         <w:t xml:space="preserve"> (</w:t>
       </w:r>
-      <w:hyperlink r:id="rId30">
-        <w:r>
-          <w:rPr>
-            <w:rtl/>
-            <w:cs/>
-            <w:lang w:val="ar_AE" w:bidi="ar_AE"/>
-          </w:rPr>
-          <w:rPr>
-            <w:color w:val="0000EE"/>
-            <w:u w:val="single"/>
-          </w:rPr>
-          <w:t>3:1–18</w:t>
-        </w:r>
-      </w:hyperlink>
+      <w:r>
+        <w:rPr>
+          <w:rtl/>
+          <w:cs/>
+          <w:lang w:val="ar_AE" w:bidi="ar_AE"/>
+        </w:rPr>
+        <w:t>3:1–18</w:t>
+      </w:r>
       <w:r>
         <w:rPr>
           <w:rtl/>
@@ -3077,20 +2681,14 @@
         </w:rPr>
         <w:t xml:space="preserve"> (</w:t>
       </w:r>
-      <w:hyperlink r:id="rId32">
-        <w:r>
-          <w:rPr>
-            <w:rtl/>
-            <w:cs/>
-            <w:lang w:val="ar_AE" w:bidi="ar_AE"/>
-          </w:rPr>
-          <w:rPr>
-            <w:color w:val="0000EE"/>
-            <w:u w:val="single"/>
-          </w:rPr>
-          <w:t>5:1–21</w:t>
-        </w:r>
-      </w:hyperlink>
+      <w:r>
+        <w:rPr>
+          <w:rtl/>
+          <w:cs/>
+          <w:lang w:val="ar_AE" w:bidi="ar_AE"/>
+        </w:rPr>
+        <w:t>5:1–21</w:t>
+      </w:r>
       <w:r>
         <w:rPr>
           <w:rtl/>
@@ -3139,20 +2737,14 @@
         </w:rPr>
         <w:t xml:space="preserve"> </w:t>
       </w:r>
-      <w:hyperlink r:id="rId32">
-        <w:r>
-          <w:rPr>
-            <w:rtl/>
-            <w:cs/>
-            <w:lang w:val="ar_AE" w:bidi="ar_AE"/>
-          </w:rPr>
-          <w:rPr>
-            <w:color w:val="0000EE"/>
-            <w:u w:val="single"/>
-          </w:rPr>
-          <w:t>الفصل 5</w:t>
-        </w:r>
-      </w:hyperlink>
+      <w:r>
+        <w:rPr>
+          <w:rtl/>
+          <w:cs/>
+          <w:lang w:val="ar_AE" w:bidi="ar_AE"/>
+        </w:rPr>
+        <w:t>الفصل 5</w:t>
+      </w:r>
       <w:r>
         <w:rPr>
           <w:rtl/>
@@ -3177,20 +2769,14 @@
         </w:rPr>
         <w:t xml:space="preserve"> (</w:t>
       </w:r>
-      <w:hyperlink r:id="rId69">
-        <w:r>
-          <w:rPr>
-            <w:rtl/>
-            <w:cs/>
-            <w:lang w:val="ar_AE" w:bidi="ar_AE"/>
-          </w:rPr>
-          <w:rPr>
-            <w:color w:val="0000EE"/>
-            <w:u w:val="single"/>
-          </w:rPr>
-          <w:t>5:18–21</w:t>
-        </w:r>
-      </w:hyperlink>
+      <w:r>
+        <w:rPr>
+          <w:rtl/>
+          <w:cs/>
+          <w:lang w:val="ar_AE" w:bidi="ar_AE"/>
+        </w:rPr>
+        <w:t>5:18–21</w:t>
+      </w:r>
       <w:r>
         <w:rPr>
           <w:rtl/>
@@ -3215,20 +2801,14 @@
         </w:rPr>
         <w:t xml:space="preserve"> (</w:t>
       </w:r>
-      <w:hyperlink r:id="rId70">
-        <w:r>
-          <w:rPr>
-            <w:rtl/>
-            <w:cs/>
-            <w:lang w:val="ar_AE" w:bidi="ar_AE"/>
-          </w:rPr>
-          <w:rPr>
-            <w:color w:val="0000EE"/>
-            <w:u w:val="single"/>
-          </w:rPr>
-          <w:t>1 كُورِنْثُوس 1:18–2:2</w:t>
-        </w:r>
-      </w:hyperlink>
+      <w:r>
+        <w:rPr>
+          <w:rtl/>
+          <w:cs/>
+          <w:lang w:val="ar_AE" w:bidi="ar_AE"/>
+        </w:rPr>
+        <w:t>1 كُورِنْثُوس 1:18–2:2</w:t>
+      </w:r>
       <w:r>
         <w:rPr>
           <w:rtl/>
@@ -3253,20 +2833,14 @@
         </w:rPr>
         <w:t xml:space="preserve"> (</w:t>
       </w:r>
-      <w:hyperlink r:id="rId71">
-        <w:r>
-          <w:rPr>
-            <w:rtl/>
-            <w:cs/>
-            <w:lang w:val="ar_AE" w:bidi="ar_AE"/>
-          </w:rPr>
-          <w:rPr>
-            <w:color w:val="0000EE"/>
-            <w:u w:val="single"/>
-          </w:rPr>
-          <w:t>2 كُورِنْثُوس 5:20</w:t>
-        </w:r>
-      </w:hyperlink>
+      <w:r>
+        <w:rPr>
+          <w:rtl/>
+          <w:cs/>
+          <w:lang w:val="ar_AE" w:bidi="ar_AE"/>
+        </w:rPr>
+        <w:t>2 كُورِنْثُوس 5:20</w:t>
+      </w:r>
       <w:r>
         <w:rPr>
           <w:rtl/>
@@ -3331,20 +2905,14 @@
         </w:rPr>
         <w:t xml:space="preserve"> (</w:t>
       </w:r>
-      <w:hyperlink r:id="rId38">
-        <w:r>
-          <w:rPr>
-            <w:rtl/>
-            <w:cs/>
-            <w:lang w:val="ar_AE" w:bidi="ar_AE"/>
-          </w:rPr>
-          <w:rPr>
-            <w:color w:val="0000EE"/>
-            <w:u w:val="single"/>
-          </w:rPr>
-          <w:t>6:14–7:1</w:t>
-        </w:r>
-      </w:hyperlink>
+      <w:r>
+        <w:rPr>
+          <w:rtl/>
+          <w:cs/>
+          <w:lang w:val="ar_AE" w:bidi="ar_AE"/>
+        </w:rPr>
+        <w:t>6:14–7:1</w:t>
+      </w:r>
       <w:r>
         <w:rPr>
           <w:rtl/>
@@ -3369,20 +2937,14 @@
         </w:rPr>
         <w:t>(</w:t>
       </w:r>
-      <w:hyperlink r:id="rId72">
-        <w:r>
-          <w:rPr>
-            <w:rtl/>
-            <w:cs/>
-            <w:lang w:val="ar_AE" w:bidi="ar_AE"/>
-          </w:rPr>
-          <w:rPr>
-            <w:color w:val="0000EE"/>
-            <w:u w:val="single"/>
-          </w:rPr>
-          <w:t>11:2</w:t>
-        </w:r>
-      </w:hyperlink>
+      <w:r>
+        <w:rPr>
+          <w:rtl/>
+          <w:cs/>
+          <w:lang w:val="ar_AE" w:bidi="ar_AE"/>
+        </w:rPr>
+        <w:t>11:2</w:t>
+      </w:r>
       <w:r>
         <w:rPr>
           <w:rtl/>
@@ -3447,20 +3009,14 @@
         </w:rPr>
         <w:t xml:space="preserve"> (</w:t>
       </w:r>
-      <w:hyperlink r:id="rId36">
-        <w:r>
-          <w:rPr>
-            <w:rtl/>
-            <w:cs/>
-            <w:lang w:val="ar_AE" w:bidi="ar_AE"/>
-          </w:rPr>
-          <w:rPr>
-            <w:color w:val="0000EE"/>
-            <w:u w:val="single"/>
-          </w:rPr>
-          <w:t>8:1–9:15</w:t>
-        </w:r>
-      </w:hyperlink>
+      <w:r>
+        <w:rPr>
+          <w:rtl/>
+          <w:cs/>
+          <w:lang w:val="ar_AE" w:bidi="ar_AE"/>
+        </w:rPr>
+        <w:t>8:1–9:15</w:t>
+      </w:r>
       <w:r>
         <w:rPr>
           <w:rtl/>
@@ -3485,20 +3041,14 @@
         </w:rPr>
         <w:t xml:space="preserve"> (</w:t>
       </w:r>
-      <w:hyperlink r:id="rId73">
-        <w:r>
-          <w:rPr>
-            <w:rtl/>
-            <w:cs/>
-            <w:lang w:val="ar_AE" w:bidi="ar_AE"/>
-          </w:rPr>
-          <w:rPr>
-            <w:color w:val="0000EE"/>
-            <w:u w:val="single"/>
-          </w:rPr>
-          <w:t>8:9</w:t>
-        </w:r>
-      </w:hyperlink>
+      <w:r>
+        <w:rPr>
+          <w:rtl/>
+          <w:cs/>
+          <w:lang w:val="ar_AE" w:bidi="ar_AE"/>
+        </w:rPr>
+        <w:t>8:9</w:t>
+      </w:r>
       <w:r>
         <w:rPr>
           <w:rtl/>
